--- a/tests/corpus_v2/docs/loan_0002.docx
+++ b/tests/corpus_v2/docs/loan_0002.docx
@@ -21,7 +21,13 @@
         <w:rPr>
           <w:b/>
         </w:rPr>
-        <w:t xml:space="preserve">№ 54/2023-С</w:t>
+        <w:t xml:space="preserve">№ </w:t>
+      </w:r>
+      <w:r>
+        <w:rPr>
+          <w:b/>
+        </w:rPr>
+        <w:t xml:space="preserve">27/2023-С</w:t>
       </w:r>
     </w:p>
     <w:p/>
@@ -33,7 +39,7 @@
         <w:t xml:space="preserve">     </w:t>
       </w:r>
       <w:r>
-        <w:t xml:space="preserve">«03» сентября 2025 г.</w:t>
+        <w:t xml:space="preserve">03.09.2025 г.</w:t>
       </w:r>
     </w:p>
     <w:p/>
@@ -72,10 +78,10 @@
         <w:t xml:space="preserve">, именуемый в дальнейшем «Заёмщик», действующий на основании свидетельства о государственной регистрации</w:t>
       </w:r>
       <w:r>
-        <w:t xml:space="preserve">, с другой стороны, совместно именуемые «Стороны», заключили настоящий </w:t>
-      </w:r>
-      <w:r>
-        <w:t xml:space="preserve">Договор № 79/2024-К</w:t>
+        <w:t xml:space="preserve">, с другой стороны, совместно именуемые «Стороны», заключили настоящий Договор № </w:t>
+      </w:r>
+      <w:r>
+        <w:t xml:space="preserve">88/23</w:t>
       </w:r>
       <w:r>
         <w:t xml:space="preserve"> (далее — Договор) о нижеследующем:</w:t>
@@ -106,7 +112,10 @@
         <w:t xml:space="preserve">Сумма займа: </w:t>
       </w:r>
       <w:r>
-        <w:t xml:space="preserve">10 000 000 (Десять миллионов) рублей 00 копеек</w:t>
+        <w:t xml:space="preserve">Пятьдесят миллионов восемьсот тысяч два рубля 5 коп.</w:t>
+      </w:r>
+      <w:r>
+        <w:t xml:space="preserve">, НДС не облагается, т.к. применяется УСН</w:t>
       </w:r>
       <w:r>
         <w:t xml:space="preserve">. Заём считается возвращённым в момент зачисления денежных средств на счёт Займодавца.</w:t>
@@ -120,7 +129,7 @@
         <w:t xml:space="preserve">Ставка за пользование займом: </w:t>
       </w:r>
       <w:r>
-        <w:t xml:space="preserve">15 (пятнадцать) процентов</w:t>
+        <w:t xml:space="preserve">1/300 ключевой ставки ЦБ РФ от общей суммы счета</w:t>
       </w:r>
       <w:r>
         <w:t xml:space="preserve">.</w:t>
@@ -154,7 +163,10 @@
         <w:t xml:space="preserve">2.1. Общая цена Договора: </w:t>
       </w:r>
       <w:r>
-        <w:t xml:space="preserve">351 658,23 (триста пятьдесят одна тысяча шестьсот пятьдесят восемь рублей двадцать три копейки)</w:t>
+        <w:t xml:space="preserve">895 000 (Восемьсот девяносто пять тысяч) рублей 00 копеек</w:t>
+      </w:r>
+      <w:r>
+        <w:t xml:space="preserve">, в том числе НДС</w:t>
       </w:r>
       <w:r>
         <w:t xml:space="preserve">.</w:t>
@@ -165,7 +177,7 @@
         <w:t xml:space="preserve">2.2. Налог: </w:t>
       </w:r>
       <w:r>
-        <w:t xml:space="preserve">0,01 (одной сотой) % от цены Договора</w:t>
+        <w:t xml:space="preserve">1/150 ключевой ставки ЦБ РФ от цены Договора</w:t>
       </w:r>
       <w:r>
         <w:t xml:space="preserve">.</w:t>
@@ -176,7 +188,7 @@
         <w:t xml:space="preserve">2.3. Срок оплаты — </w:t>
       </w:r>
       <w:r>
-        <w:t xml:space="preserve">не более 12 месяцев с момента заключения кредитного договора</w:t>
+        <w:t xml:space="preserve">в течение двадцати банковских дней со дня предъявления требования</w:t>
       </w:r>
       <w:r>
         <w:t xml:space="preserve">.</w:t>
@@ -187,7 +199,7 @@
         <w:t xml:space="preserve">2.4. Порядок выборки: </w:t>
       </w:r>
       <w:r>
-        <w:t xml:space="preserve">размер каждого транша</w:t>
+        <w:t xml:space="preserve">период выборки траншей</w:t>
       </w:r>
       <w:r>
         <w:t xml:space="preserve"> определяется приложением к Договору.</w:t>
@@ -207,7 +219,7 @@
         <w:t xml:space="preserve">, артикул </w:t>
       </w:r>
       <w:r>
-        <w:t xml:space="preserve">RM-3349-61</w:t>
+        <w:t xml:space="preserve">RM-3860-84</w:t>
       </w:r>
       <w:r>
         <w:t xml:space="preserve">, код </w:t>
@@ -267,7 +279,13 @@
         <w:t xml:space="preserve">. Цена — </w:t>
       </w:r>
       <w:r>
-        <w:t xml:space="preserve">не менее 1 000 000 (Одного миллиона) рублей</w:t>
+        <w:t xml:space="preserve">909000 (девятьсот девять тысяч) рублей 0 коп.</w:t>
+      </w:r>
+      <w:r>
+        <w:t xml:space="preserve">, </w:t>
+      </w:r>
+      <w:r>
+        <w:t xml:space="preserve">Без НДС</w:t>
       </w:r>
       <w:r>
         <w:t xml:space="preserve">.</w:t>
@@ -287,7 +305,7 @@
         <w:t xml:space="preserve">3.1. Место исполнения обязательств: </w:t>
       </w:r>
       <w:r>
-        <w:t xml:space="preserve">бул. Пушкина, д. 70, д. Малые Вязёмы, Республика Татарстан</w:t>
+        <w:t xml:space="preserve">бул. Тверская, д. 51, с. Ивановское, Ленинградская обл.</w:t>
       </w:r>
       <w:r>
         <w:t xml:space="preserve">.</w:t>
@@ -304,7 +322,7 @@
         <w:t xml:space="preserve"> по телефону </w:t>
       </w:r>
       <w:r>
-        <w:t xml:space="preserve">+7 (843) 858-81-58</w:t>
+        <w:t xml:space="preserve">+7 (846) 939-34-59</w:t>
       </w:r>
       <w:r>
         <w:t xml:space="preserve">.</w:t>
@@ -315,7 +333,7 @@
         <w:t xml:space="preserve">3.3. Срок исполнения обязательств — </w:t>
       </w:r>
       <w:r>
-        <w:t xml:space="preserve">в течение 15 банковских дней с даты подписания Сторонами акта сдачи-приемки оказанных услуг</w:t>
+        <w:t xml:space="preserve">в течение 60 дней со дня предъявления требования</w:t>
       </w:r>
       <w:r>
         <w:t xml:space="preserve">.</w:t>
@@ -346,13 +364,19 @@
         <w:t xml:space="preserve">Размер неустойки за нарушение сроков оплаты: </w:t>
       </w:r>
       <w:r>
-        <w:t xml:space="preserve">0,2% за каждый день просрочки</w:t>
+        <w:t xml:space="preserve">1/130 ключевой ставки ЦБ РФ годовых</w:t>
       </w:r>
       <w:r>
         <w:t xml:space="preserve">. Предельный размер ответственности: </w:t>
       </w:r>
       <w:r>
-        <w:t xml:space="preserve">0,5% от стоимости</w:t>
+        <w:t xml:space="preserve">0,01 (одна сотая процента) % от стоимости неоплаченных работ</w:t>
+      </w:r>
+      <w:r>
+        <w:t xml:space="preserve">, но не более </w:t>
+      </w:r>
+      <w:r>
+        <w:t xml:space="preserve">0,05 (пять сотых процента) % от цены Договора</w:t>
       </w:r>
       <w:r>
         <w:t xml:space="preserve">.</w:t>
@@ -374,7 +398,7 @@
         <w:t xml:space="preserve">Сторона, для которой создалась невозможность исполнения, обязана уведомить другую Сторону. Срок уведомления — </w:t>
       </w:r>
       <w:r>
-        <w:t xml:space="preserve">в течение 3 рабочих дней с момента выставления счета</w:t>
+        <w:t xml:space="preserve">в течение 24 месяцев с момента выставления счета</w:t>
       </w:r>
       <w:r>
         <w:t xml:space="preserve">.</w:t>
@@ -388,7 +412,7 @@
         <w:t xml:space="preserve">Все споры и разногласия решаются путём переговоров. Претензионный порядок обязателен, срок ответа на претензию — </w:t>
       </w:r>
       <w:r>
-        <w:t xml:space="preserve">в течение 20 рабочих дней с момента подписания акта</w:t>
+        <w:t xml:space="preserve">в течение 60 (Шестидесяти) рабочих дней с момента подписания акта</w:t>
       </w:r>
       <w:r>
         <w:t xml:space="preserve">.</w:t>
@@ -409,7 +433,7 @@
         <w:t xml:space="preserve">Контрольный ИНН: </w:t>
       </w:r>
       <w:r>
-        <w:t xml:space="preserve">6б19Ч48286</w:t>
+        <w:t xml:space="preserve">661944828б</w:t>
       </w:r>
     </w:p>
     <w:p>
@@ -417,7 +441,7 @@
         <w:t xml:space="preserve">Ответственное лицо: </w:t>
       </w:r>
       <w:r>
-        <w:t xml:space="preserve">Пирoгова Нaталья Mихайловна</w:t>
+        <w:t xml:space="preserve">Пирoговa Нaталья Михaйловна</w:t>
       </w:r>
     </w:p>
     <w:p>
@@ -448,13 +472,79 @@
         <w:t xml:space="preserve"> </w:t>
       </w:r>
       <w:r>
-        <w:t xml:space="preserve">Нижний Новгород  Строителей 88</w:t>
+        <w:t xml:space="preserve">Воронеж  Октябрьская 70</w:t>
       </w:r>
       <w:r>
         <w:t xml:space="preserve"> тел </w:t>
       </w:r>
       <w:r>
-        <w:t xml:space="preserve">88467522198</w:t>
+        <w:t xml:space="preserve">83831129340</w:t>
+      </w:r>
+    </w:p>
+    <w:p/>
+    <w:p/>
+    <w:p>
+      <w:r>
+        <w:rPr>
+          <w:b/>
+        </w:rPr>
+        <w:t xml:space="preserve">9. КОНТРОЛЬНЫЕ ВЕЛИЧИНЫ</w:t>
+      </w:r>
+    </w:p>
+    <w:p>
+      <w:r>
+        <w:t xml:space="preserve">9.1. Контрольная запись: </w:t>
+      </w:r>
+      <w:r>
+        <w:t xml:space="preserve">69Ф-57033/12-708Д</w:t>
+      </w:r>
+      <w:r>
+        <w:t xml:space="preserve">.</w:t>
+      </w:r>
+    </w:p>
+    <w:p>
+      <w:r>
+        <w:t xml:space="preserve">9.2. Контрольная запись: </w:t>
+      </w:r>
+      <w:r>
+        <w:rPr>
+          <w:b/>
+        </w:rPr>
+        <w:t xml:space="preserve">19 0</w:t>
+      </w:r>
+      <w:r>
+        <w:t xml:space="preserve">00 000 ₽</w:t>
+      </w:r>
+      <w:r>
+        <w:t xml:space="preserve">.</w:t>
+      </w:r>
+    </w:p>
+    <w:p>
+      <w:r>
+        <w:t xml:space="preserve">9.3. Контрольная запись: </w:t>
+      </w:r>
+      <w:r>
+        <w:rPr>
+          <w:b/>
+        </w:rPr>
+        <w:t xml:space="preserve">1</w:t>
+      </w:r>
+      <w:r>
+        <w:t xml:space="preserve">5 (пятнадцать) процентов годовых</w:t>
+      </w:r>
+      <w:r>
+        <w:t xml:space="preserve">.</w:t>
+      </w:r>
+    </w:p>
+    <w:p>
+      <w:r>
+        <w:t xml:space="preserve">9.4. Контрольная запись: </w:t>
+      </w:r>
+      <w:r>
+        <w:t xml:space="preserve">не позднее 24.1І.2026</w:t>
+      </w:r>
+      <w:r>
+        <w:t xml:space="preserve">.</w:t>
       </w:r>
     </w:p>
     <w:p/>
@@ -506,7 +596,15 @@
               <w:t xml:space="preserve">Юридический адрес: </w:t>
             </w:r>
             <w:r>
-              <w:t xml:space="preserve">бул. Мира, д. 83, рп. Обухово, Республика Татарстан</w:t>
+              <w:t xml:space="preserve">проезд Садовая, д. 71, пос. Заречный, Московская обл.</w:t>
+            </w:r>
+          </w:p>
+          <w:p>
+            <w:r>
+              <w:t xml:space="preserve">Почтовый адрес: </w:t>
+            </w:r>
+            <w:r>
+              <w:t xml:space="preserve">наб. Космонавтов, д. 19, рп. Обухово, Московская обл.</w:t>
             </w:r>
           </w:p>
           <w:p>
@@ -561,7 +659,7 @@
               <w:t xml:space="preserve">Тел.: </w:t>
             </w:r>
             <w:r>
-              <w:t xml:space="preserve">+7 (846) 348-47-10</w:t>
+              <w:t xml:space="preserve">+7 (499) 359-30-60</w:t>
             </w:r>
           </w:p>
           <w:p>
@@ -569,7 +667,7 @@
               <w:t xml:space="preserve">E-mail: </w:t>
             </w:r>
             <w:r>
-              <w:t xml:space="preserve">pirogova@inbox.ru</w:t>
+              <w:t xml:space="preserve">pirogova@mail.ru</w:t>
             </w:r>
           </w:p>
           <w:p/>
@@ -607,7 +705,7 @@
               <w:t xml:space="preserve">Адрес регистрации: </w:t>
             </w:r>
             <w:r>
-              <w:t xml:space="preserve">ул. Октябрьская, д. 73, пос. Заречный, Тверская обл.</w:t>
+              <w:t xml:space="preserve">просп. Пушкина, д. 36, с. Ивановское, Тверская обл.</w:t>
             </w:r>
           </w:p>
           <w:p>
@@ -646,7 +744,7 @@
               <w:t xml:space="preserve">Тел.: </w:t>
             </w:r>
             <w:r>
-              <w:t xml:space="preserve">+7 (383) 130-97-21</w:t>
+              <w:t xml:space="preserve">+7 (383) 795-62-64</w:t>
             </w:r>
           </w:p>
           <w:p>
@@ -654,7 +752,7 @@
               <w:t xml:space="preserve">E-mail: </w:t>
             </w:r>
             <w:r>
-              <w:t xml:space="preserve">smirnov@list.ru</w:t>
+              <w:t xml:space="preserve">smirnov@bk.ru</w:t>
             </w:r>
           </w:p>
           <w:p/>
@@ -797,13 +895,13 @@
       <w:t xml:space="preserve">АО «НПО им. С.А. Лавочкина» · </w:t>
     </w:r>
     <w:r>
-      <w:t xml:space="preserve">+7 (499) 789-59-63</w:t>
+      <w:t xml:space="preserve">+7 (846) 118-21-31</w:t>
     </w:r>
     <w:r>
       <w:t xml:space="preserve"> · </w:t>
     </w:r>
     <w:r>
-      <w:t xml:space="preserve">pirogova@gmail.com</w:t>
+      <w:t xml:space="preserve">pirogova@sibtrans.ru</w:t>
     </w:r>
   </w:p>
 </w:hdr>

--- a/tests/corpus_v2/docs/loan_0002.docx
+++ b/tests/corpus_v2/docs/loan_0002.docx
@@ -496,7 +496,13 @@
         <w:t xml:space="preserve">9.1. Контрольная запись: </w:t>
       </w:r>
       <w:r>
-        <w:t xml:space="preserve">69Ф-57033/12-708Д</w:t>
+        <w:rPr>
+          <w:b/>
+        </w:rPr>
+        <w:t xml:space="preserve">69Ф-57</w:t>
+      </w:r>
+      <w:r>
+        <w:t xml:space="preserve">033/12-708Д</w:t>
       </w:r>
       <w:r>
         <w:t xml:space="preserve">.</w:t>

--- a/tests/corpus_v2/docs/loan_0002.docx
+++ b/tests/corpus_v2/docs/loan_0002.docx
@@ -27,7 +27,7 @@
         <w:rPr>
           <w:b/>
         </w:rPr>
-        <w:t xml:space="preserve">27/2023-С</w:t>
+        <w:t xml:space="preserve">27Ф-10035/20-975Д</w:t>
       </w:r>
     </w:p>
     <w:p/>
@@ -81,7 +81,7 @@
         <w:t xml:space="preserve">, с другой стороны, совместно именуемые «Стороны», заключили настоящий Договор № </w:t>
       </w:r>
       <w:r>
-        <w:t xml:space="preserve">88/23</w:t>
+        <w:t xml:space="preserve">90042/434-сс</w:t>
       </w:r>
       <w:r>
         <w:t xml:space="preserve"> (далее — Договор) о нижеследующем:</w:t>
@@ -499,10 +499,10 @@
         <w:rPr>
           <w:b/>
         </w:rPr>
-        <w:t xml:space="preserve">69Ф-57</w:t>
-      </w:r>
-      <w:r>
-        <w:t xml:space="preserve">033/12-708Д</w:t>
+        <w:t xml:space="preserve">69/20</w:t>
+      </w:r>
+      <w:r>
+        <w:t xml:space="preserve">24-П</w:t>
       </w:r>
       <w:r>
         <w:t xml:space="preserve">.</w:t>
@@ -516,10 +516,10 @@
         <w:rPr>
           <w:b/>
         </w:rPr>
-        <w:t xml:space="preserve">19 0</w:t>
-      </w:r>
-      <w:r>
-        <w:t xml:space="preserve">00 000 ₽</w:t>
+        <w:t xml:space="preserve">7</w:t>
+      </w:r>
+      <w:r>
+        <w:t xml:space="preserve">17 000 ₽</w:t>
       </w:r>
       <w:r>
         <w:t xml:space="preserve">.</w:t>
@@ -533,10 +533,10 @@
         <w:rPr>
           <w:b/>
         </w:rPr>
-        <w:t xml:space="preserve">1</w:t>
-      </w:r>
-      <w:r>
-        <w:t xml:space="preserve">5 (пятнадцать) процентов годовых</w:t>
+        <w:t xml:space="preserve">2</w:t>
+      </w:r>
+      <w:r>
+        <w:t xml:space="preserve">0 (двадцать) процентов за каждый день просрочки</w:t>
       </w:r>
       <w:r>
         <w:t xml:space="preserve">.</w:t>
@@ -547,7 +547,7 @@
         <w:t xml:space="preserve">9.4. Контрольная запись: </w:t>
       </w:r>
       <w:r>
-        <w:t xml:space="preserve">не позднее 24.1І.2026</w:t>
+        <w:t xml:space="preserve">нe позднее 27.02.2026</w:t>
       </w:r>
       <w:r>
         <w:t xml:space="preserve">.</w:t>
@@ -602,15 +602,7 @@
               <w:t xml:space="preserve">Юридический адрес: </w:t>
             </w:r>
             <w:r>
-              <w:t xml:space="preserve">проезд Садовая, д. 71, пос. Заречный, Московская обл.</w:t>
-            </w:r>
-          </w:p>
-          <w:p>
-            <w:r>
-              <w:t xml:space="preserve">Почтовый адрес: </w:t>
-            </w:r>
-            <w:r>
-              <w:t xml:space="preserve">наб. Космонавтов, д. 19, рп. Обухово, Московская обл.</w:t>
+              <w:t xml:space="preserve">наб. Космонавтов, д. 62, пос. Заречный, Краснодарский край</w:t>
             </w:r>
           </w:p>
           <w:p>
@@ -665,7 +657,7 @@
               <w:t xml:space="preserve">Тел.: </w:t>
             </w:r>
             <w:r>
-              <w:t xml:space="preserve">+7 (499) 359-30-60</w:t>
+              <w:t xml:space="preserve">+7 (846) 902-92-53</w:t>
             </w:r>
           </w:p>
           <w:p>
@@ -673,7 +665,7 @@
               <w:t xml:space="preserve">E-mail: </w:t>
             </w:r>
             <w:r>
-              <w:t xml:space="preserve">pirogova@mail.ru</w:t>
+              <w:t xml:space="preserve">pirogova@bk.ru</w:t>
             </w:r>
           </w:p>
           <w:p/>
@@ -711,7 +703,7 @@
               <w:t xml:space="preserve">Адрес регистрации: </w:t>
             </w:r>
             <w:r>
-              <w:t xml:space="preserve">просп. Пушкина, д. 36, с. Ивановское, Тверская обл.</w:t>
+              <w:t xml:space="preserve">пер. Ленина, д. 61, тер. СНТ «Родник», Свердловская обл.</w:t>
             </w:r>
           </w:p>
           <w:p>
@@ -750,7 +742,7 @@
               <w:t xml:space="preserve">Тел.: </w:t>
             </w:r>
             <w:r>
-              <w:t xml:space="preserve">+7 (383) 795-62-64</w:t>
+              <w:t xml:space="preserve">+7 (846) 246-68-10</w:t>
             </w:r>
           </w:p>
           <w:p>
@@ -758,7 +750,7 @@
               <w:t xml:space="preserve">E-mail: </w:t>
             </w:r>
             <w:r>
-              <w:t xml:space="preserve">smirnov@bk.ru</w:t>
+              <w:t xml:space="preserve">smirnov@gmail.com</w:t>
             </w:r>
           </w:p>
           <w:p/>
@@ -901,13 +893,13 @@
       <w:t xml:space="preserve">АО «НПО им. С.А. Лавочкина» · </w:t>
     </w:r>
     <w:r>
-      <w:t xml:space="preserve">+7 (846) 118-21-31</w:t>
+      <w:t xml:space="preserve">+7 (812) 265-60-24</w:t>
     </w:r>
     <w:r>
       <w:t xml:space="preserve"> · </w:t>
     </w:r>
     <w:r>
-      <w:t xml:space="preserve">pirogova@sibtrans.ru</w:t>
+      <w:t xml:space="preserve">pirogova@yandex.ru</w:t>
     </w:r>
   </w:p>
 </w:hdr>

--- a/tests/corpus_v2/docs/loan_0002.docx
+++ b/tests/corpus_v2/docs/loan_0002.docx
@@ -276,10 +276,16 @@
         <w:t xml:space="preserve">МКАС при ТПП РФ</w:t>
       </w:r>
       <w:r>
+        <w:t xml:space="preserve">. Товар отгружается с сопроводительным документом паспорт качества № </w:t>
+      </w:r>
+      <w:r>
+        <w:t xml:space="preserve">05 05 423695</w:t>
+      </w:r>
+      <w:r>
         <w:t xml:space="preserve">. Цена — </w:t>
       </w:r>
       <w:r>
-        <w:t xml:space="preserve">909000 (девятьсот девять тысяч) рублей 0 коп.</w:t>
+        <w:t xml:space="preserve">93400000 (девяносто три миллиона четыреста тысяч) рублей 0 коп.</w:t>
       </w:r>
       <w:r>
         <w:t xml:space="preserve">, </w:t>
@@ -305,7 +311,7 @@
         <w:t xml:space="preserve">3.1. Место исполнения обязательств: </w:t>
       </w:r>
       <w:r>
-        <w:t xml:space="preserve">бул. Тверская, д. 51, с. Ивановское, Ленинградская обл.</w:t>
+        <w:t xml:space="preserve">наб. Победы, д. 25, рп. Обухово, Новосибирская обл.</w:t>
       </w:r>
       <w:r>
         <w:t xml:space="preserve">.</w:t>
@@ -322,7 +328,7 @@
         <w:t xml:space="preserve"> по телефону </w:t>
       </w:r>
       <w:r>
-        <w:t xml:space="preserve">+7 (846) 939-34-59</w:t>
+        <w:t xml:space="preserve">+7 (812) 855-64-81</w:t>
       </w:r>
       <w:r>
         <w:t xml:space="preserve">.</w:t>
@@ -333,7 +339,7 @@
         <w:t xml:space="preserve">3.3. Срок исполнения обязательств — </w:t>
       </w:r>
       <w:r>
-        <w:t xml:space="preserve">в течение 60 дней со дня предъявления требования</w:t>
+        <w:t xml:space="preserve">в течение 30 дней со дня предъявления требования</w:t>
       </w:r>
       <w:r>
         <w:t xml:space="preserve">.</w:t>
@@ -412,7 +418,7 @@
         <w:t xml:space="preserve">Все споры и разногласия решаются путём переговоров. Претензионный порядок обязателен, срок ответа на претензию — </w:t>
       </w:r>
       <w:r>
-        <w:t xml:space="preserve">в течение 60 (Шестидесяти) рабочих дней с момента подписания акта</w:t>
+        <w:t xml:space="preserve">в течение 5 (Пяти) рабочих дней с момента подписания акта</w:t>
       </w:r>
       <w:r>
         <w:t xml:space="preserve">.</w:t>
@@ -433,7 +439,7 @@
         <w:t xml:space="preserve">Контрольный ИНН: </w:t>
       </w:r>
       <w:r>
-        <w:t xml:space="preserve">661944828б</w:t>
+        <w:t xml:space="preserve">б619448286</w:t>
       </w:r>
     </w:p>
     <w:p>
@@ -441,7 +447,7 @@
         <w:t xml:space="preserve">Ответственное лицо: </w:t>
       </w:r>
       <w:r>
-        <w:t xml:space="preserve">Пирoговa Нaталья Михaйловна</w:t>
+        <w:t xml:space="preserve">Пирoговa Натaлья Mихайловна</w:t>
       </w:r>
     </w:p>
     <w:p>
@@ -472,13 +478,13 @@
         <w:t xml:space="preserve"> </w:t>
       </w:r>
       <w:r>
-        <w:t xml:space="preserve">Воронеж  Октябрьская 70</w:t>
+        <w:t xml:space="preserve">Пермь  Кирова 56</w:t>
       </w:r>
       <w:r>
         <w:t xml:space="preserve"> тел </w:t>
       </w:r>
       <w:r>
-        <w:t xml:space="preserve">83831129340</w:t>
+        <w:t xml:space="preserve">88467919121</w:t>
       </w:r>
     </w:p>
     <w:p/>
@@ -499,10 +505,10 @@
         <w:rPr>
           <w:b/>
         </w:rPr>
-        <w:t xml:space="preserve">69/20</w:t>
-      </w:r>
-      <w:r>
-        <w:t xml:space="preserve">24-П</w:t>
+        <w:t xml:space="preserve">89/20</w:t>
+      </w:r>
+      <w:r>
+        <w:t xml:space="preserve">23-Д</w:t>
       </w:r>
       <w:r>
         <w:t xml:space="preserve">.</w:t>
@@ -516,10 +522,10 @@
         <w:rPr>
           <w:b/>
         </w:rPr>
-        <w:t xml:space="preserve">7</w:t>
-      </w:r>
-      <w:r>
-        <w:t xml:space="preserve">17 000 ₽</w:t>
+        <w:t xml:space="preserve">8</w:t>
+      </w:r>
+      <w:r>
+        <w:t xml:space="preserve">58 000 ₽</w:t>
       </w:r>
       <w:r>
         <w:t xml:space="preserve">.</w:t>
@@ -533,10 +539,10 @@
         <w:rPr>
           <w:b/>
         </w:rPr>
-        <w:t xml:space="preserve">2</w:t>
-      </w:r>
-      <w:r>
-        <w:t xml:space="preserve">0 (двадцать) процентов за каждый день просрочки</w:t>
+        <w:t xml:space="preserve">1</w:t>
+      </w:r>
+      <w:r>
+        <w:t xml:space="preserve">5 (пятнадцать) процентов за каждый день просрочки</w:t>
       </w:r>
       <w:r>
         <w:t xml:space="preserve">.</w:t>
@@ -547,7 +553,7 @@
         <w:t xml:space="preserve">9.4. Контрольная запись: </w:t>
       </w:r>
       <w:r>
-        <w:t xml:space="preserve">нe позднее 27.02.2026</w:t>
+        <w:t xml:space="preserve">не позднее 24.1І.2026</w:t>
       </w:r>
       <w:r>
         <w:t xml:space="preserve">.</w:t>
@@ -602,7 +608,15 @@
               <w:t xml:space="preserve">Юридический адрес: </w:t>
             </w:r>
             <w:r>
-              <w:t xml:space="preserve">наб. Космонавтов, д. 62, пос. Заречный, Краснодарский край</w:t>
+              <w:t xml:space="preserve">проезд Садовая, д. 71, пос. Заречный, Московская обл.</w:t>
+            </w:r>
+          </w:p>
+          <w:p>
+            <w:r>
+              <w:t xml:space="preserve">Почтовый адрес: </w:t>
+            </w:r>
+            <w:r>
+              <w:t xml:space="preserve">наб. Космонавтов, д. 19, рп. Обухово, Московская обл.</w:t>
             </w:r>
           </w:p>
           <w:p>
@@ -657,7 +671,7 @@
               <w:t xml:space="preserve">Тел.: </w:t>
             </w:r>
             <w:r>
-              <w:t xml:space="preserve">+7 (846) 902-92-53</w:t>
+              <w:t xml:space="preserve">+7 (499) 359-30-60</w:t>
             </w:r>
           </w:p>
           <w:p>
@@ -665,7 +679,7 @@
               <w:t xml:space="preserve">E-mail: </w:t>
             </w:r>
             <w:r>
-              <w:t xml:space="preserve">pirogova@bk.ru</w:t>
+              <w:t xml:space="preserve">pirogova@mail.ru</w:t>
             </w:r>
           </w:p>
           <w:p/>
@@ -703,7 +717,7 @@
               <w:t xml:space="preserve">Адрес регистрации: </w:t>
             </w:r>
             <w:r>
-              <w:t xml:space="preserve">пер. Ленина, д. 61, тер. СНТ «Родник», Свердловская обл.</w:t>
+              <w:t xml:space="preserve">просп. Пушкина, д. 36, с. Ивановское, Тверская обл.</w:t>
             </w:r>
           </w:p>
           <w:p>
@@ -742,7 +756,7 @@
               <w:t xml:space="preserve">Тел.: </w:t>
             </w:r>
             <w:r>
-              <w:t xml:space="preserve">+7 (846) 246-68-10</w:t>
+              <w:t xml:space="preserve">+7 (383) 795-62-64</w:t>
             </w:r>
           </w:p>
           <w:p>
@@ -750,7 +764,7 @@
               <w:t xml:space="preserve">E-mail: </w:t>
             </w:r>
             <w:r>
-              <w:t xml:space="preserve">smirnov@gmail.com</w:t>
+              <w:t xml:space="preserve">smirnov@bk.ru</w:t>
             </w:r>
           </w:p>
           <w:p/>
@@ -893,13 +907,13 @@
       <w:t xml:space="preserve">АО «НПО им. С.А. Лавочкина» · </w:t>
     </w:r>
     <w:r>
-      <w:t xml:space="preserve">+7 (812) 265-60-24</w:t>
+      <w:t xml:space="preserve">+7 (846) 118-21-31</w:t>
     </w:r>
     <w:r>
       <w:t xml:space="preserve"> · </w:t>
     </w:r>
     <w:r>
-      <w:t xml:space="preserve">pirogova@yandex.ru</w:t>
+      <w:t xml:space="preserve">pirogova@sibtrans.ru</w:t>
     </w:r>
   </w:p>
 </w:hdr>

--- a/tests/corpus_v2/docs/loan_0002.docx
+++ b/tests/corpus_v2/docs/loan_0002.docx
@@ -282,10 +282,46 @@
         <w:t xml:space="preserve">05 05 423695</w:t>
       </w:r>
       <w:r>
+        <w:t xml:space="preserve">. К партии приложен паспорт изделия № </w:t>
+      </w:r>
+      <w:r>
+        <w:t xml:space="preserve">71 16 416195</w:t>
+      </w:r>
+      <w:r>
+        <w:t xml:space="preserve">. Оборудование поставляется с паспортом транспортного средства № </w:t>
+      </w:r>
+      <w:r>
+        <w:t xml:space="preserve">20 09 668500</w:t>
+      </w:r>
+      <w:r>
+        <w:t xml:space="preserve">. Приёмка производится согласно техническому паспорту </w:t>
+      </w:r>
+      <w:r>
+        <w:t xml:space="preserve">25 13 568028</w:t>
+      </w:r>
+      <w:r>
+        <w:t xml:space="preserve">. СНИЛС не указан, номер заказа </w:t>
+      </w:r>
+      <w:r>
+        <w:t xml:space="preserve">364-756-436 94</w:t>
+      </w:r>
+      <w:r>
+        <w:t xml:space="preserve">. Дата рождения не проставлена, документ выдан </w:t>
+      </w:r>
+      <w:r>
+        <w:t xml:space="preserve">18.07.2023</w:t>
+      </w:r>
+      <w:r>
+        <w:t xml:space="preserve">. Код подразделения, см. артикул </w:t>
+      </w:r>
+      <w:r>
+        <w:t xml:space="preserve">845-411</w:t>
+      </w:r>
+      <w:r>
         <w:t xml:space="preserve">. Цена — </w:t>
       </w:r>
       <w:r>
-        <w:t xml:space="preserve">93400000 (девяносто три миллиона четыреста тысяч) рублей 0 коп.</w:t>
+        <w:t xml:space="preserve">724000 (семьсот двадцать четыре тысячи) рублей 5 коп.</w:t>
       </w:r>
       <w:r>
         <w:t xml:space="preserve">, </w:t>
@@ -311,7 +347,7 @@
         <w:t xml:space="preserve">3.1. Место исполнения обязательств: </w:t>
       </w:r>
       <w:r>
-        <w:t xml:space="preserve">наб. Победы, д. 25, рп. Обухово, Новосибирская обл.</w:t>
+        <w:t xml:space="preserve">ш. Советская, д. 75, рп. Обухово, Республика Татарстан</w:t>
       </w:r>
       <w:r>
         <w:t xml:space="preserve">.</w:t>
@@ -328,7 +364,7 @@
         <w:t xml:space="preserve"> по телефону </w:t>
       </w:r>
       <w:r>
-        <w:t xml:space="preserve">+7 (812) 855-64-81</w:t>
+        <w:t xml:space="preserve">+7 (499) 280-20-90</w:t>
       </w:r>
       <w:r>
         <w:t xml:space="preserve">.</w:t>
@@ -339,7 +375,7 @@
         <w:t xml:space="preserve">3.3. Срок исполнения обязательств — </w:t>
       </w:r>
       <w:r>
-        <w:t xml:space="preserve">в течение 30 дней со дня предъявления требования</w:t>
+        <w:t xml:space="preserve">в течение 5 дней со дня предъявления требования</w:t>
       </w:r>
       <w:r>
         <w:t xml:space="preserve">.</w:t>
@@ -404,7 +440,7 @@
         <w:t xml:space="preserve">Сторона, для которой создалась невозможность исполнения, обязана уведомить другую Сторону. Срок уведомления — </w:t>
       </w:r>
       <w:r>
-        <w:t xml:space="preserve">в течение 24 месяцев с момента выставления счета</w:t>
+        <w:t xml:space="preserve">в течение 6 месяцев с момента выставления счета</w:t>
       </w:r>
       <w:r>
         <w:t xml:space="preserve">.</w:t>
@@ -418,7 +454,7 @@
         <w:t xml:space="preserve">Все споры и разногласия решаются путём переговоров. Претензионный порядок обязателен, срок ответа на претензию — </w:t>
       </w:r>
       <w:r>
-        <w:t xml:space="preserve">в течение 5 (Пяти) рабочих дней с момента подписания акта</w:t>
+        <w:t xml:space="preserve">в течение 20 (Двадцати) рабочих дней с момента подписания акта</w:t>
       </w:r>
       <w:r>
         <w:t xml:space="preserve">.</w:t>
@@ -439,7 +475,7 @@
         <w:t xml:space="preserve">Контрольный ИНН: </w:t>
       </w:r>
       <w:r>
-        <w:t xml:space="preserve">б619448286</w:t>
+        <w:t xml:space="preserve">6бІ944828б</w:t>
       </w:r>
     </w:p>
     <w:p>
@@ -447,7 +483,7 @@
         <w:t xml:space="preserve">Ответственное лицо: </w:t>
       </w:r>
       <w:r>
-        <w:t xml:space="preserve">Пирoговa Натaлья Mихайловна</w:t>
+        <w:t xml:space="preserve">Пирoгoвa Натaлья Михайловна</w:t>
       </w:r>
     </w:p>
     <w:p>
@@ -455,7 +491,7 @@
         <w:t xml:space="preserve">БИК банка: </w:t>
       </w:r>
       <w:r>
-        <w:t xml:space="preserve">О44525187</w:t>
+        <w:t xml:space="preserve">04Ч525187</w:t>
       </w:r>
     </w:p>
     <w:p>
@@ -478,13 +514,13 @@
         <w:t xml:space="preserve"> </w:t>
       </w:r>
       <w:r>
-        <w:t xml:space="preserve">Пермь  Кирова 56</w:t>
+        <w:t xml:space="preserve">Воронеж  Мира 32</w:t>
       </w:r>
       <w:r>
         <w:t xml:space="preserve"> тел </w:t>
       </w:r>
       <w:r>
-        <w:t xml:space="preserve">88467919121</w:t>
+        <w:t xml:space="preserve">88121076511</w:t>
       </w:r>
     </w:p>
     <w:p/>
@@ -505,10 +541,10 @@
         <w:rPr>
           <w:b/>
         </w:rPr>
-        <w:t xml:space="preserve">89/20</w:t>
-      </w:r>
-      <w:r>
-        <w:t xml:space="preserve">23-Д</w:t>
+        <w:t xml:space="preserve">45/20</w:t>
+      </w:r>
+      <w:r>
+        <w:t xml:space="preserve">24-П</w:t>
       </w:r>
       <w:r>
         <w:t xml:space="preserve">.</w:t>
@@ -522,10 +558,10 @@
         <w:rPr>
           <w:b/>
         </w:rPr>
-        <w:t xml:space="preserve">8</w:t>
-      </w:r>
-      <w:r>
-        <w:t xml:space="preserve">58 000 ₽</w:t>
+        <w:t xml:space="preserve">5</w:t>
+      </w:r>
+      <w:r>
+        <w:t xml:space="preserve">93 000 ₽</w:t>
       </w:r>
       <w:r>
         <w:t xml:space="preserve">.</w:t>
@@ -539,10 +575,10 @@
         <w:rPr>
           <w:b/>
         </w:rPr>
-        <w:t xml:space="preserve">1</w:t>
-      </w:r>
-      <w:r>
-        <w:t xml:space="preserve">5 (пятнадцать) процентов за каждый день просрочки</w:t>
+        <w:t xml:space="preserve">2</w:t>
+      </w:r>
+      <w:r>
+        <w:t xml:space="preserve">0 (двадцать) процентов годовых</w:t>
       </w:r>
       <w:r>
         <w:t xml:space="preserve">.</w:t>
@@ -553,7 +589,7 @@
         <w:t xml:space="preserve">9.4. Контрольная запись: </w:t>
       </w:r>
       <w:r>
-        <w:t xml:space="preserve">не позднее 24.1І.2026</w:t>
+        <w:t xml:space="preserve">нe позднее 01.11.2025</w:t>
       </w:r>
       <w:r>
         <w:t xml:space="preserve">.</w:t>
@@ -608,7 +644,7 @@
               <w:t xml:space="preserve">Юридический адрес: </w:t>
             </w:r>
             <w:r>
-              <w:t xml:space="preserve">проезд Садовая, д. 71, пос. Заречный, Московская обл.</w:t>
+              <w:t xml:space="preserve">наб. Лесная, д. 60, тер. СНТ «Родник», Тверская обл.</w:t>
             </w:r>
           </w:p>
           <w:p>
@@ -616,7 +652,7 @@
               <w:t xml:space="preserve">Почтовый адрес: </w:t>
             </w:r>
             <w:r>
-              <w:t xml:space="preserve">наб. Космонавтов, д. 19, рп. Обухово, Московская обл.</w:t>
+              <w:t xml:space="preserve">просп. Победы, д. 51, пос. Заречный, Краснодарский край</w:t>
             </w:r>
           </w:p>
           <w:p>
@@ -671,7 +707,7 @@
               <w:t xml:space="preserve">Тел.: </w:t>
             </w:r>
             <w:r>
-              <w:t xml:space="preserve">+7 (499) 359-30-60</w:t>
+              <w:t xml:space="preserve">+7 (499) 662-35-35</w:t>
             </w:r>
           </w:p>
           <w:p>
@@ -679,7 +715,7 @@
               <w:t xml:space="preserve">E-mail: </w:t>
             </w:r>
             <w:r>
-              <w:t xml:space="preserve">pirogova@mail.ru</w:t>
+              <w:t xml:space="preserve">pirogova@corp-tehno.ru</w:t>
             </w:r>
           </w:p>
           <w:p/>
@@ -717,7 +753,7 @@
               <w:t xml:space="preserve">Адрес регистрации: </w:t>
             </w:r>
             <w:r>
-              <w:t xml:space="preserve">просп. Пушкина, д. 36, с. Ивановское, Тверская обл.</w:t>
+              <w:t xml:space="preserve">наб. Профсоюзная, д. 53, рп. Обухово, Новосибирская обл.</w:t>
             </w:r>
           </w:p>
           <w:p>
@@ -756,7 +792,7 @@
               <w:t xml:space="preserve">Тел.: </w:t>
             </w:r>
             <w:r>
-              <w:t xml:space="preserve">+7 (383) 795-62-64</w:t>
+              <w:t xml:space="preserve">+7 (846) 118-21-31</w:t>
             </w:r>
           </w:p>
           <w:p>
@@ -764,7 +800,7 @@
               <w:t xml:space="preserve">E-mail: </w:t>
             </w:r>
             <w:r>
-              <w:t xml:space="preserve">smirnov@bk.ru</w:t>
+              <w:t xml:space="preserve">smirnov@sibtrans.ru</w:t>
             </w:r>
           </w:p>
           <w:p/>
@@ -907,13 +943,13 @@
       <w:t xml:space="preserve">АО «НПО им. С.А. Лавочкина» · </w:t>
     </w:r>
     <w:r>
-      <w:t xml:space="preserve">+7 (846) 118-21-31</w:t>
+      <w:t xml:space="preserve">+7 (499) 533-30-77</w:t>
     </w:r>
     <w:r>
       <w:t xml:space="preserve"> · </w:t>
     </w:r>
     <w:r>
-      <w:t xml:space="preserve">pirogova@sibtrans.ru</w:t>
+      <w:t xml:space="preserve">pirogova@inbox.ru</w:t>
     </w:r>
   </w:p>
 </w:hdr>

--- a/tests/corpus_v2/docs/loan_0002.docx
+++ b/tests/corpus_v2/docs/loan_0002.docx
@@ -333,278 +333,120 @@
         <w:t xml:space="preserve">.</w:t>
       </w:r>
     </w:p>
-    <w:p/>
-    <w:p>
-      <w:r>
-        <w:rPr>
-          <w:b/>
-        </w:rPr>
-        <w:t xml:space="preserve">3. МЕСТО И СРОКИ ИСПОЛНЕНИЯ</w:t>
-      </w:r>
-    </w:p>
-    <w:p>
-      <w:r>
-        <w:t xml:space="preserve">3.1. Место исполнения обязательств: </w:t>
-      </w:r>
-      <w:r>
-        <w:t xml:space="preserve">ш. Советская, д. 75, рп. Обухово, Республика Татарстан</w:t>
-      </w:r>
-      <w:r>
-        <w:t xml:space="preserve">.</w:t>
-      </w:r>
-    </w:p>
-    <w:p>
-      <w:r>
-        <w:t xml:space="preserve">3.2. Уведомления направляются </w:t>
-      </w:r>
-      <w:r>
-        <w:t xml:space="preserve">Смирнову Владимиру Алексеевичу</w:t>
-      </w:r>
-      <w:r>
-        <w:t xml:space="preserve"> по телефону </w:t>
-      </w:r>
-      <w:r>
-        <w:t xml:space="preserve">+7 (499) 280-20-90</w:t>
-      </w:r>
-      <w:r>
-        <w:t xml:space="preserve">.</w:t>
-      </w:r>
-    </w:p>
-    <w:p>
-      <w:r>
-        <w:t xml:space="preserve">3.3. Срок исполнения обязательств — </w:t>
-      </w:r>
-      <w:r>
-        <w:t xml:space="preserve">в течение 5 дней со дня предъявления требования</w:t>
-      </w:r>
-      <w:r>
-        <w:t xml:space="preserve">.</w:t>
-      </w:r>
-    </w:p>
-    <w:p/>
-    <w:p>
-      <w:r>
-        <w:rPr>
-          <w:b/>
-        </w:rPr>
-        <w:t xml:space="preserve">4. ПРОЧИЕ УСЛОВИЯ</w:t>
-      </w:r>
-    </w:p>
-    <w:p>
-      <w:r>
-        <w:t xml:space="preserve">4.1. </w:t>
-      </w:r>
-      <w:r>
-        <w:t xml:space="preserve">Стороны несут ответственность за неисполнение или ненадлежащее исполнение обязательств в соответствии с законодательством Российской Федерации.</w:t>
-      </w:r>
-    </w:p>
-    <w:p>
-      <w:r>
-        <w:t xml:space="preserve">4.2. </w:t>
-      </w:r>
-      <w:r>
-        <w:t xml:space="preserve">Размер неустойки за нарушение сроков оплаты: </w:t>
-      </w:r>
-      <w:r>
-        <w:t xml:space="preserve">1/130 ключевой ставки ЦБ РФ годовых</w:t>
-      </w:r>
-      <w:r>
-        <w:t xml:space="preserve">. Предельный размер ответственности: </w:t>
-      </w:r>
-      <w:r>
-        <w:t xml:space="preserve">0,01 (одна сотая процента) % от стоимости неоплаченных работ</w:t>
-      </w:r>
-      <w:r>
-        <w:t xml:space="preserve">, но не более </w:t>
-      </w:r>
-      <w:r>
-        <w:t xml:space="preserve">0,05 (пять сотых процента) % от цены Договора</w:t>
-      </w:r>
-      <w:r>
-        <w:t xml:space="preserve">.</w:t>
-      </w:r>
-    </w:p>
-    <w:p>
-      <w:r>
-        <w:t xml:space="preserve">4.3. </w:t>
-      </w:r>
-      <w:r>
-        <w:t xml:space="preserve">Стороны освобождаются от ответственности при наступлении обстоятельств непреодолимой силы, если они прямо повлияли на исполнение обязательств.</w:t>
-      </w:r>
-    </w:p>
-    <w:p>
-      <w:r>
-        <w:t xml:space="preserve">4.4. </w:t>
-      </w:r>
-      <w:r>
-        <w:t xml:space="preserve">Сторона, для которой создалась невозможность исполнения, обязана уведомить другую Сторону. Срок уведомления — </w:t>
-      </w:r>
-      <w:r>
-        <w:t xml:space="preserve">в течение 6 месяцев с момента выставления счета</w:t>
-      </w:r>
-      <w:r>
-        <w:t xml:space="preserve">.</w:t>
-      </w:r>
-    </w:p>
-    <w:p>
-      <w:r>
-        <w:t xml:space="preserve">4.5. </w:t>
-      </w:r>
-      <w:r>
-        <w:t xml:space="preserve">Все споры и разногласия решаются путём переговоров. Претензионный порядок обязателен, срок ответа на претензию — </w:t>
-      </w:r>
-      <w:r>
-        <w:t xml:space="preserve">в течение 20 (Двадцати) рабочих дней с момента подписания акта</w:t>
-      </w:r>
-      <w:r>
-        <w:t xml:space="preserve">.</w:t>
-      </w:r>
-    </w:p>
-    <w:p/>
-    <w:p/>
-    <w:p>
-      <w:r>
-        <w:rPr>
-          <w:b/>
-        </w:rPr>
-        <w:t xml:space="preserve">10. ДОПОЛНИТЕЛЬНЫЕ СВЕДЕНИЯ О СТОРОНАХ</w:t>
-      </w:r>
-    </w:p>
-    <w:p>
-      <w:r>
-        <w:t xml:space="preserve">Контрольный ИНН: </w:t>
-      </w:r>
-      <w:r>
-        <w:t xml:space="preserve">6бІ944828б</w:t>
-      </w:r>
-    </w:p>
-    <w:p>
-      <w:r>
-        <w:t xml:space="preserve">Ответственное лицо: </w:t>
-      </w:r>
-      <w:r>
-        <w:t xml:space="preserve">Пирoгoвa Натaлья Михайловна</w:t>
-      </w:r>
-    </w:p>
-    <w:p>
-      <w:r>
-        <w:t xml:space="preserve">БИК банка: </w:t>
-      </w:r>
-      <w:r>
-        <w:t xml:space="preserve">04Ч525187</w:t>
-      </w:r>
-    </w:p>
-    <w:p>
-      <w:r>
-        <w:t xml:space="preserve">АО НПО им. С.А. Лавочкина</w:t>
-      </w:r>
-      <w:r>
-        <w:t xml:space="preserve"> ИНН </w:t>
-      </w:r>
-      <w:r>
-        <w:t xml:space="preserve">6619448286</w:t>
-      </w:r>
-      <w:r>
-        <w:t xml:space="preserve"> КПП </w:t>
-      </w:r>
-      <w:r>
-        <w:t xml:space="preserve">407156790</w:t>
-      </w:r>
-      <w:r>
-        <w:t xml:space="preserve"> </w:t>
-      </w:r>
-      <w:r>
-        <w:t xml:space="preserve">Воронеж  Мира 32</w:t>
-      </w:r>
-      <w:r>
-        <w:t xml:space="preserve"> тел </w:t>
-      </w:r>
-      <w:r>
-        <w:t xml:space="preserve">88121076511</w:t>
-      </w:r>
-    </w:p>
-    <w:p/>
-    <w:p/>
-    <w:p>
-      <w:r>
-        <w:rPr>
-          <w:b/>
-        </w:rPr>
-        <w:t xml:space="preserve">9. КОНТРОЛЬНЫЕ ВЕЛИЧИНЫ</w:t>
-      </w:r>
-    </w:p>
-    <w:p>
-      <w:r>
-        <w:t xml:space="preserve">9.1. Контрольная запись: </w:t>
-      </w:r>
-      <w:r>
-        <w:rPr>
-          <w:b/>
-        </w:rPr>
-        <w:t xml:space="preserve">45/20</w:t>
-      </w:r>
-      <w:r>
-        <w:t xml:space="preserve">24-П</w:t>
-      </w:r>
-      <w:r>
-        <w:t xml:space="preserve">.</w:t>
-      </w:r>
-    </w:p>
-    <w:p>
-      <w:r>
-        <w:t xml:space="preserve">9.2. Контрольная запись: </w:t>
-      </w:r>
-      <w:r>
-        <w:rPr>
-          <w:b/>
-        </w:rPr>
-        <w:t xml:space="preserve">5</w:t>
-      </w:r>
-      <w:r>
-        <w:t xml:space="preserve">93 000 ₽</w:t>
-      </w:r>
-      <w:r>
-        <w:t xml:space="preserve">.</w:t>
-      </w:r>
-    </w:p>
-    <w:p>
-      <w:r>
-        <w:t xml:space="preserve">9.3. Контрольная запись: </w:t>
-      </w:r>
-      <w:r>
-        <w:rPr>
-          <w:b/>
-        </w:rPr>
-        <w:t xml:space="preserve">2</w:t>
-      </w:r>
-      <w:r>
-        <w:t xml:space="preserve">0 (двадцать) процентов годовых</w:t>
-      </w:r>
-      <w:r>
-        <w:t xml:space="preserve">.</w:t>
-      </w:r>
-    </w:p>
-    <w:p>
-      <w:r>
-        <w:t xml:space="preserve">9.4. Контрольная запись: </w:t>
-      </w:r>
-      <w:r>
-        <w:t xml:space="preserve">нe позднее 01.11.2025</w:t>
-      </w:r>
-      <w:r>
-        <w:t xml:space="preserve">.</w:t>
-      </w:r>
-    </w:p>
-    <w:p/>
-    <w:p>
-      <w:r>
-        <w:rPr>
-          <w:b/>
-        </w:rPr>
-        <w:t xml:space="preserve">РЕКВИЗИТЫ И ПОДПИСИ СТОРОН</w:t>
-      </w:r>
-    </w:p>
-    <w:p/>
+    <w:p>
+      <w:r>
+        <w:t xml:space="preserve">2.6. </w:t>
+      </w:r>
+      <w:r>
+        <w:t xml:space="preserve">Товар маркирован штрихкодом </w:t>
+      </w:r>
+      <w:r>
+        <w:t xml:space="preserve">4608941776217</w:t>
+      </w:r>
+      <w:r>
+        <w:t xml:space="preserve">. Код контрагента по ОКПО — </w:t>
+      </w:r>
+      <w:r>
+        <w:t xml:space="preserve">8773771616</w:t>
+      </w:r>
+      <w:r>
+        <w:t xml:space="preserve">. Оборудование учтено под инвентарным номером </w:t>
+      </w:r>
+      <w:r>
+        <w:t xml:space="preserve">049712729</w:t>
+      </w:r>
+      <w:r>
+        <w:t xml:space="preserve">, складской позиции присвоен номер </w:t>
+      </w:r>
+      <w:r>
+        <w:t xml:space="preserve">451856664</w:t>
+      </w:r>
+      <w:r>
+        <w:t xml:space="preserve">.</w:t>
+      </w:r>
+    </w:p>
+    <w:p>
+      <w:r>
+        <w:t xml:space="preserve">2.7. </w:t>
+      </w:r>
+      <w:r>
+        <w:t xml:space="preserve">Оплата по счёту-фактуре на КБК </w:t>
+      </w:r>
+      <w:r>
+        <w:t xml:space="preserve">18210101011011000199</w:t>
+      </w:r>
+      <w:r>
+        <w:t xml:space="preserve">. ИНН не присвоен, регистрационный № </w:t>
+      </w:r>
+      <w:r>
+        <w:t xml:space="preserve">0790648392</w:t>
+      </w:r>
+      <w:r>
+        <w:t xml:space="preserve">. ИНН не присвоен, платёжный документ № </w:t>
+      </w:r>
+      <w:r>
+        <w:t xml:space="preserve">093862543627</w:t>
+      </w:r>
+      <w:r>
+        <w:t xml:space="preserve">. Заказчик действует в лице </w:t>
+      </w:r>
+      <w:r>
+        <w:t xml:space="preserve">уполномоченного представителя</w:t>
+      </w:r>
+      <w:r>
+        <w:t xml:space="preserve">, назначаемого приказом.</w:t>
+      </w:r>
+    </w:p>
+    <w:p>
+      <w:r>
+        <w:t xml:space="preserve">2.8. </w:t>
+      </w:r>
+      <w:r>
+        <w:t xml:space="preserve">Массовая доля влаги в товаре — </w:t>
+      </w:r>
+      <w:r>
+        <w:t xml:space="preserve">не более 9 %</w:t>
+      </w:r>
+      <w:r>
+        <w:t xml:space="preserve">. Товар подлежит хранению </w:t>
+      </w:r>
+      <w:r>
+        <w:t xml:space="preserve">в течение 48 часов</w:t>
+      </w:r>
+      <w:r>
+        <w:t xml:space="preserve"> при температуре не выше +4 °C. Срок исковой давности по требованиям, вытекающим из Договора, составляет </w:t>
+      </w:r>
+      <w:r>
+        <w:t xml:space="preserve">в течение трёх лет</w:t>
+      </w:r>
+      <w:r>
+        <w:t xml:space="preserve">, как установлено статьёй 196 Гражданского кодекса Российской Федерации. Обработка данных ведётся согласно Федеральному закону от 27.07.2006 № 152-ФЗ </w:t>
+      </w:r>
+      <w:r>
+        <w:t xml:space="preserve">«О персональных данных»</w:t>
+      </w:r>
+      <w:r>
+        <w:t xml:space="preserve">. Товар поставляется под маркой </w:t>
+      </w:r>
+      <w:r>
+        <w:t xml:space="preserve">«Стандарт»</w:t>
+      </w:r>
+      <w:r>
+        <w:t xml:space="preserve">. Влажность определяется </w:t>
+      </w:r>
+      <w:r>
+        <w:t xml:space="preserve">по методу Кьельдаля</w:t>
+      </w:r>
+      <w:r>
+        <w:t xml:space="preserve">. Споры передаются на рассмотрение в Арбитражный суд </w:t>
+      </w:r>
+      <w:r>
+        <w:t xml:space="preserve">города Москвы</w:t>
+      </w:r>
+      <w:r>
+        <w:t xml:space="preserve">.</w:t>
+      </w:r>
+    </w:p>
     <w:tbl>
       <w:tblPr>
         <w:tblW w:w="9360" w:type="dxa"/>
@@ -628,103 +470,7 @@
           </w:tcPr>
           <w:p>
             <w:r>
-              <w:rPr>
-                <w:b/>
-              </w:rPr>
-              <w:t xml:space="preserve">Займодавец:</w:t>
-            </w:r>
-          </w:p>
-          <w:p>
-            <w:r>
-              <w:t xml:space="preserve">АО «НПО им. С.А. Лавочкина»</w:t>
-            </w:r>
-          </w:p>
-          <w:p>
-            <w:r>
-              <w:t xml:space="preserve">Юридический адрес: </w:t>
-            </w:r>
-            <w:r>
-              <w:t xml:space="preserve">наб. Лесная, д. 60, тер. СНТ «Родник», Тверская обл.</w:t>
-            </w:r>
-          </w:p>
-          <w:p>
-            <w:r>
-              <w:t xml:space="preserve">Почтовый адрес: </w:t>
-            </w:r>
-            <w:r>
-              <w:t xml:space="preserve">просп. Победы, д. 51, пос. Заречный, Краснодарский край</w:t>
-            </w:r>
-          </w:p>
-          <w:p>
-            <w:r>
-              <w:t xml:space="preserve">ИНН </w:t>
-            </w:r>
-            <w:r>
-              <w:t xml:space="preserve">6619448286</w:t>
-            </w:r>
-            <w:r>
-              <w:t xml:space="preserve"> КПП </w:t>
-            </w:r>
-            <w:r>
-              <w:t xml:space="preserve">407156790</w:t>
-            </w:r>
-          </w:p>
-          <w:p>
-            <w:r>
-              <w:t xml:space="preserve">ОГРН </w:t>
-            </w:r>
-            <w:r>
-              <w:t xml:space="preserve">1257561645131</w:t>
-            </w:r>
-          </w:p>
-          <w:p>
-            <w:r>
-              <w:t xml:space="preserve">р/с </w:t>
-            </w:r>
-            <w:r>
-              <w:t xml:space="preserve">40702810887794995646</w:t>
-            </w:r>
-            <w:r>
-              <w:t xml:space="preserve"> в Банк ВТБ (ПАО)</w:t>
-            </w:r>
-          </w:p>
-          <w:p>
-            <w:r>
-              <w:t xml:space="preserve">к/с </w:t>
-            </w:r>
-            <w:r>
-              <w:t xml:space="preserve">30101810700000000187</w:t>
-            </w:r>
-            <w:r>
-              <w:t xml:space="preserve"> БИК </w:t>
-            </w:r>
-            <w:r>
-              <w:t xml:space="preserve">044525187</w:t>
-            </w:r>
-          </w:p>
-          <w:p>
-            <w:r>
-              <w:t xml:space="preserve">Тел.: </w:t>
-            </w:r>
-            <w:r>
-              <w:t xml:space="preserve">+7 (499) 662-35-35</w:t>
-            </w:r>
-          </w:p>
-          <w:p>
-            <w:r>
-              <w:t xml:space="preserve">E-mail: </w:t>
-            </w:r>
-            <w:r>
-              <w:t xml:space="preserve">pirogova@corp-tehno.ru</w:t>
-            </w:r>
-          </w:p>
-          <w:p/>
-          <w:p>
-            <w:r>
-              <w:t xml:space="preserve">Директор ______________ </w:t>
-            </w:r>
-            <w:r>
-              <w:t xml:space="preserve">Н. М. Пирогова</w:t>
+              <w:t xml:space="preserve">8</w:t>
             </w:r>
           </w:p>
         </w:tc>
@@ -734,6 +480,405 @@
           </w:tcPr>
           <w:p>
             <w:r>
+              <w:t xml:space="preserve">1483816632</w:t>
+            </w:r>
+          </w:p>
+        </w:tc>
+      </w:tr>
+    </w:tbl>
+    <w:p/>
+    <w:p>
+      <w:r>
+        <w:rPr>
+          <w:b/>
+        </w:rPr>
+        <w:t xml:space="preserve">3. МЕСТО И СРОКИ ИСПОЛНЕНИЯ</w:t>
+      </w:r>
+    </w:p>
+    <w:p>
+      <w:r>
+        <w:t xml:space="preserve">3.1. Место исполнения обязательств: </w:t>
+      </w:r>
+      <w:r>
+        <w:t xml:space="preserve">ул. Заречная, д. 29, пос. Заречный, Свердловская обл.</w:t>
+      </w:r>
+      <w:r>
+        <w:t xml:space="preserve">.</w:t>
+      </w:r>
+    </w:p>
+    <w:p>
+      <w:r>
+        <w:t xml:space="preserve">3.2. Уведомления направляются </w:t>
+      </w:r>
+      <w:r>
+        <w:t xml:space="preserve">Смирнову Владимиру Алексеевичу</w:t>
+      </w:r>
+      <w:r>
+        <w:t xml:space="preserve"> по телефону </w:t>
+      </w:r>
+      <w:r>
+        <w:t xml:space="preserve">+7 (812) 811-44-46</w:t>
+      </w:r>
+      <w:r>
+        <w:t xml:space="preserve">.</w:t>
+      </w:r>
+    </w:p>
+    <w:p>
+      <w:r>
+        <w:t xml:space="preserve">3.3. Срок исполнения обязательств — </w:t>
+      </w:r>
+      <w:r>
+        <w:t xml:space="preserve">в течение 30 дней со дня предъявления требования</w:t>
+      </w:r>
+      <w:r>
+        <w:t xml:space="preserve">.</w:t>
+      </w:r>
+    </w:p>
+    <w:p/>
+    <w:p>
+      <w:r>
+        <w:rPr>
+          <w:b/>
+        </w:rPr>
+        <w:t xml:space="preserve">4. ПРОЧИЕ УСЛОВИЯ</w:t>
+      </w:r>
+    </w:p>
+    <w:p>
+      <w:r>
+        <w:t xml:space="preserve">4.1. </w:t>
+      </w:r>
+      <w:r>
+        <w:t xml:space="preserve">Стороны несут ответственность за неисполнение или ненадлежащее исполнение обязательств в соответствии с законодательством Российской Федерации.</w:t>
+      </w:r>
+    </w:p>
+    <w:p>
+      <w:r>
+        <w:t xml:space="preserve">4.2. </w:t>
+      </w:r>
+      <w:r>
+        <w:t xml:space="preserve">Размер неустойки за нарушение сроков оплаты: </w:t>
+      </w:r>
+      <w:r>
+        <w:t xml:space="preserve">1/130 ключевой ставки ЦБ РФ годовых</w:t>
+      </w:r>
+      <w:r>
+        <w:t xml:space="preserve">. Предельный размер ответственности: </w:t>
+      </w:r>
+      <w:r>
+        <w:t xml:space="preserve">0,01 (одна сотая процента) % от стоимости неоплаченных работ</w:t>
+      </w:r>
+      <w:r>
+        <w:t xml:space="preserve">, но не более </w:t>
+      </w:r>
+      <w:r>
+        <w:t xml:space="preserve">0,05 (пять сотых процента) % от цены Договора</w:t>
+      </w:r>
+      <w:r>
+        <w:t xml:space="preserve">.</w:t>
+      </w:r>
+    </w:p>
+    <w:p>
+      <w:r>
+        <w:t xml:space="preserve">4.3. </w:t>
+      </w:r>
+      <w:r>
+        <w:t xml:space="preserve">Стороны освобождаются от ответственности при наступлении обстоятельств непреодолимой силы, если они прямо повлияли на исполнение обязательств.</w:t>
+      </w:r>
+    </w:p>
+    <w:p>
+      <w:r>
+        <w:t xml:space="preserve">4.4. </w:t>
+      </w:r>
+      <w:r>
+        <w:t xml:space="preserve">Сторона, для которой создалась невозможность исполнения, обязана уведомить другую Сторону. Срок уведомления — </w:t>
+      </w:r>
+      <w:r>
+        <w:t xml:space="preserve">в течение 3 месяцев с момента выставления счета</w:t>
+      </w:r>
+      <w:r>
+        <w:t xml:space="preserve">.</w:t>
+      </w:r>
+    </w:p>
+    <w:p>
+      <w:r>
+        <w:t xml:space="preserve">4.5. </w:t>
+      </w:r>
+      <w:r>
+        <w:t xml:space="preserve">Все споры и разногласия решаются путём переговоров. Претензионный порядок обязателен, срок ответа на претензию — </w:t>
+      </w:r>
+      <w:r>
+        <w:t xml:space="preserve">в течение 3 (Трёх) рабочих дней с момента подписания акта</w:t>
+      </w:r>
+      <w:r>
+        <w:t xml:space="preserve">.</w:t>
+      </w:r>
+    </w:p>
+    <w:p/>
+    <w:p/>
+    <w:p>
+      <w:r>
+        <w:rPr>
+          <w:b/>
+        </w:rPr>
+        <w:t xml:space="preserve">10. ДОПОЛНИТЕЛЬНЫЕ СВЕДЕНИЯ О СТОРОНАХ</w:t>
+      </w:r>
+    </w:p>
+    <w:p>
+      <w:r>
+        <w:t xml:space="preserve">Контрольный ИНН: </w:t>
+      </w:r>
+      <w:r>
+        <w:t xml:space="preserve">66І9448286</w:t>
+      </w:r>
+    </w:p>
+    <w:p>
+      <w:r>
+        <w:t xml:space="preserve">Ответственное лицо: </w:t>
+      </w:r>
+      <w:r>
+        <w:t xml:space="preserve">Пирoгова Наталья Михaйловнa</w:t>
+      </w:r>
+    </w:p>
+    <w:p>
+      <w:r>
+        <w:t xml:space="preserve">БИК банка: </w:t>
+      </w:r>
+      <w:r>
+        <w:t xml:space="preserve">ОЧЧ525187</w:t>
+      </w:r>
+    </w:p>
+    <w:p>
+      <w:r>
+        <w:t xml:space="preserve">АО НПО им. С.А. Лавочкина</w:t>
+      </w:r>
+      <w:r>
+        <w:t xml:space="preserve"> ИНН </w:t>
+      </w:r>
+      <w:r>
+        <w:t xml:space="preserve">6619448286</w:t>
+      </w:r>
+      <w:r>
+        <w:t xml:space="preserve"> КПП </w:t>
+      </w:r>
+      <w:r>
+        <w:t xml:space="preserve">407156790</w:t>
+      </w:r>
+      <w:r>
+        <w:t xml:space="preserve"> </w:t>
+      </w:r>
+      <w:r>
+        <w:t xml:space="preserve">Пермь  Промышленная 30</w:t>
+      </w:r>
+      <w:r>
+        <w:t xml:space="preserve"> тел </w:t>
+      </w:r>
+      <w:r>
+        <w:t xml:space="preserve">88123777810</w:t>
+      </w:r>
+    </w:p>
+    <w:p/>
+    <w:p/>
+    <w:p>
+      <w:r>
+        <w:rPr>
+          <w:b/>
+        </w:rPr>
+        <w:t xml:space="preserve">9. КОНТРОЛЬНЫЕ ВЕЛИЧИНЫ</w:t>
+      </w:r>
+    </w:p>
+    <w:p>
+      <w:r>
+        <w:t xml:space="preserve">9.1. Контрольная запись: </w:t>
+      </w:r>
+      <w:r>
+        <w:rPr>
+          <w:b/>
+        </w:rPr>
+        <w:t xml:space="preserve">40/20</w:t>
+      </w:r>
+      <w:r>
+        <w:t xml:space="preserve">24-А</w:t>
+      </w:r>
+      <w:r>
+        <w:t xml:space="preserve">.</w:t>
+      </w:r>
+    </w:p>
+    <w:p>
+      <w:r>
+        <w:t xml:space="preserve">9.2. Контрольная запись: </w:t>
+      </w:r>
+      <w:r>
+        <w:rPr>
+          <w:b/>
+        </w:rPr>
+        <w:t xml:space="preserve">2</w:t>
+      </w:r>
+      <w:r>
+        <w:t xml:space="preserve">62 000 ₽</w:t>
+      </w:r>
+      <w:r>
+        <w:t xml:space="preserve">.</w:t>
+      </w:r>
+    </w:p>
+    <w:p>
+      <w:r>
+        <w:t xml:space="preserve">9.3. Контрольная запись: </w:t>
+      </w:r>
+      <w:r>
+        <w:rPr>
+          <w:b/>
+        </w:rPr>
+        <w:t xml:space="preserve">1</w:t>
+      </w:r>
+      <w:r>
+        <w:t xml:space="preserve">0 (десять) процентов за каждый день просрочки</w:t>
+      </w:r>
+      <w:r>
+        <w:t xml:space="preserve">.</w:t>
+      </w:r>
+    </w:p>
+    <w:p>
+      <w:r>
+        <w:t xml:space="preserve">9.4. Контрольная запись: </w:t>
+      </w:r>
+      <w:r>
+        <w:t xml:space="preserve">не позднее 15.10.2О26</w:t>
+      </w:r>
+      <w:r>
+        <w:t xml:space="preserve">.</w:t>
+      </w:r>
+    </w:p>
+    <w:p/>
+    <w:p>
+      <w:r>
+        <w:rPr>
+          <w:b/>
+        </w:rPr>
+        <w:t xml:space="preserve">РЕКВИЗИТЫ И ПОДПИСИ СТОРОН</w:t>
+      </w:r>
+    </w:p>
+    <w:p/>
+    <w:tbl>
+      <w:tblPr>
+        <w:tblW w:w="9360" w:type="dxa"/>
+        <w:tblBorders>
+          <w:top w:val="single" w:sz="4" w:color="auto"/>
+          <w:left w:val="single" w:sz="4" w:color="auto"/>
+          <w:bottom w:val="single" w:sz="4" w:color="auto"/>
+          <w:right w:val="single" w:sz="4" w:color="auto"/>
+          <w:insideH w:val="single" w:sz="4" w:color="auto"/>
+          <w:insideV w:val="single" w:sz="4" w:color="auto"/>
+        </w:tblBorders>
+      </w:tblPr>
+      <w:tblGrid>
+        <w:gridCol w:w="4680"/>
+        <w:gridCol w:w="4680"/>
+      </w:tblGrid>
+      <w:tr>
+        <w:tc>
+          <w:tcPr>
+            <w:tcW w:w="4680" w:type="dxa"/>
+          </w:tcPr>
+          <w:p>
+            <w:r>
+              <w:rPr>
+                <w:b/>
+              </w:rPr>
+              <w:t xml:space="preserve">Займодавец:</w:t>
+            </w:r>
+          </w:p>
+          <w:p>
+            <w:r>
+              <w:t xml:space="preserve">АО «НПО им. С.А. Лавочкина»</w:t>
+            </w:r>
+          </w:p>
+          <w:p>
+            <w:r>
+              <w:t xml:space="preserve">Юридический адрес: </w:t>
+            </w:r>
+            <w:r>
+              <w:t xml:space="preserve">просп. Пушкина, д. 36, с. Ивановское, Тверская обл.</w:t>
+            </w:r>
+          </w:p>
+          <w:p>
+            <w:r>
+              <w:t xml:space="preserve">ИНН </w:t>
+            </w:r>
+            <w:r>
+              <w:t xml:space="preserve">6619448286</w:t>
+            </w:r>
+            <w:r>
+              <w:t xml:space="preserve"> КПП </w:t>
+            </w:r>
+            <w:r>
+              <w:t xml:space="preserve">407156790</w:t>
+            </w:r>
+          </w:p>
+          <w:p>
+            <w:r>
+              <w:t xml:space="preserve">ОГРН </w:t>
+            </w:r>
+            <w:r>
+              <w:t xml:space="preserve">1257561645131</w:t>
+            </w:r>
+          </w:p>
+          <w:p>
+            <w:r>
+              <w:t xml:space="preserve">р/с </w:t>
+            </w:r>
+            <w:r>
+              <w:t xml:space="preserve">40702810887794995646</w:t>
+            </w:r>
+            <w:r>
+              <w:t xml:space="preserve"> в Банк ВТБ (ПАО)</w:t>
+            </w:r>
+          </w:p>
+          <w:p>
+            <w:r>
+              <w:t xml:space="preserve">к/с </w:t>
+            </w:r>
+            <w:r>
+              <w:t xml:space="preserve">30101810700000000187</w:t>
+            </w:r>
+            <w:r>
+              <w:t xml:space="preserve"> БИК </w:t>
+            </w:r>
+            <w:r>
+              <w:t xml:space="preserve">044525187</w:t>
+            </w:r>
+          </w:p>
+          <w:p>
+            <w:r>
+              <w:t xml:space="preserve">Тел.: </w:t>
+            </w:r>
+            <w:r>
+              <w:t xml:space="preserve">+7 (846) 523-64-74</w:t>
+            </w:r>
+          </w:p>
+          <w:p>
+            <w:r>
+              <w:t xml:space="preserve">E-mail: </w:t>
+            </w:r>
+            <w:r>
+              <w:t xml:space="preserve">pirogova@romashka.ru</w:t>
+            </w:r>
+          </w:p>
+          <w:p/>
+          <w:p>
+            <w:r>
+              <w:t xml:space="preserve">Директор ______________ </w:t>
+            </w:r>
+            <w:r>
+              <w:t xml:space="preserve">Н. М. Пирогова</w:t>
+            </w:r>
+          </w:p>
+        </w:tc>
+        <w:tc>
+          <w:tcPr>
+            <w:tcW w:w="4680" w:type="dxa"/>
+          </w:tcPr>
+          <w:p>
+            <w:r>
               <w:rPr>
                 <w:b/>
               </w:rPr>
@@ -753,7 +898,7 @@
               <w:t xml:space="preserve">Адрес регистрации: </w:t>
             </w:r>
             <w:r>
-              <w:t xml:space="preserve">наб. Профсоюзная, д. 53, рп. Обухово, Новосибирская обл.</w:t>
+              <w:t xml:space="preserve">просп. Лесная, д. 55, тер. СНТ «Родник», Тверская обл.</w:t>
             </w:r>
           </w:p>
           <w:p>
@@ -792,7 +937,7 @@
               <w:t xml:space="preserve">Тел.: </w:t>
             </w:r>
             <w:r>
-              <w:t xml:space="preserve">+7 (846) 118-21-31</w:t>
+              <w:t xml:space="preserve">+7 (383) 785-96-65</w:t>
             </w:r>
           </w:p>
           <w:p>
@@ -800,7 +945,7 @@
               <w:t xml:space="preserve">E-mail: </w:t>
             </w:r>
             <w:r>
-              <w:t xml:space="preserve">smirnov@sibtrans.ru</w:t>
+              <w:t xml:space="preserve">smirnov@yandex.ru</w:t>
             </w:r>
           </w:p>
           <w:p/>
@@ -943,13 +1088,13 @@
       <w:t xml:space="preserve">АО «НПО им. С.А. Лавочкина» · </w:t>
     </w:r>
     <w:r>
-      <w:t xml:space="preserve">+7 (499) 533-30-77</w:t>
+      <w:t xml:space="preserve">+7 (812) 176-85-62</w:t>
     </w:r>
     <w:r>
       <w:t xml:space="preserve"> · </w:t>
     </w:r>
     <w:r>
-      <w:t xml:space="preserve">pirogova@inbox.ru</w:t>
+      <w:t xml:space="preserve">pirogova@gmail.com</w:t>
     </w:r>
   </w:p>
 </w:hdr>

--- a/tests/corpus_v2/docs/loan_0002.docx
+++ b/tests/corpus_v2/docs/loan_0002.docx
@@ -45,13 +45,13 @@
     <w:p/>
     <w:p>
       <w:r>
-        <w:t xml:space="preserve">АО «НПО им. С.А. Лавочкина»</w:t>
+        <w:t xml:space="preserve">ООО «ТехноПром»</w:t>
       </w:r>
       <w:r>
         <w:t xml:space="preserve">, именуемое в дальнейшем «Займодавец», в лице генерального директора </w:t>
       </w:r>
       <w:r>
-        <w:t xml:space="preserve">Пироговой Натальи Михайловны</w:t>
+        <w:t xml:space="preserve">Семёнова Михаила Юрьевича</w:t>
       </w:r>
       <w:r>
         <w:t xml:space="preserve">, действующего на основании </w:t>
@@ -500,7 +500,7 @@
         <w:t xml:space="preserve">3.1. Место исполнения обязательств: </w:t>
       </w:r>
       <w:r>
-        <w:t xml:space="preserve">ул. Заречная, д. 29, пос. Заречный, Свердловская обл.</w:t>
+        <w:t xml:space="preserve">141300, г. Сергиев Посад, наб. Садовая, д. 48, кв. 1</w:t>
       </w:r>
       <w:r>
         <w:t xml:space="preserve">.</w:t>
@@ -517,7 +517,7 @@
         <w:t xml:space="preserve"> по телефону </w:t>
       </w:r>
       <w:r>
-        <w:t xml:space="preserve">+7 (812) 811-44-46</w:t>
+        <w:t xml:space="preserve">+7 (499) 148-60-49</w:t>
       </w:r>
       <w:r>
         <w:t xml:space="preserve">.</w:t>
@@ -528,7 +528,7 @@
         <w:t xml:space="preserve">3.3. Срок исполнения обязательств — </w:t>
       </w:r>
       <w:r>
-        <w:t xml:space="preserve">в течение 30 дней со дня предъявления требования</w:t>
+        <w:t xml:space="preserve">в течение 14 дней со дня предъявления требования</w:t>
       </w:r>
       <w:r>
         <w:t xml:space="preserve">.</w:t>
@@ -593,7 +593,7 @@
         <w:t xml:space="preserve">Сторона, для которой создалась невозможность исполнения, обязана уведомить другую Сторону. Срок уведомления — </w:t>
       </w:r>
       <w:r>
-        <w:t xml:space="preserve">в течение 3 месяцев с момента выставления счета</w:t>
+        <w:t xml:space="preserve">в течение 24 месяцев с момента выставления счета</w:t>
       </w:r>
       <w:r>
         <w:t xml:space="preserve">.</w:t>
@@ -607,7 +607,7 @@
         <w:t xml:space="preserve">Все споры и разногласия решаются путём переговоров. Претензионный порядок обязателен, срок ответа на претензию — </w:t>
       </w:r>
       <w:r>
-        <w:t xml:space="preserve">в течение 3 (Трёх) рабочих дней с момента подписания акта</w:t>
+        <w:t xml:space="preserve">в течение 5 (Пяти) рабочих дней с момента подписания акта</w:t>
       </w:r>
       <w:r>
         <w:t xml:space="preserve">.</w:t>
@@ -628,7 +628,7 @@
         <w:t xml:space="preserve">Контрольный ИНН: </w:t>
       </w:r>
       <w:r>
-        <w:t xml:space="preserve">66І9448286</w:t>
+        <w:t xml:space="preserve">б619448286</w:t>
       </w:r>
     </w:p>
     <w:p>
@@ -636,7 +636,7 @@
         <w:t xml:space="preserve">Ответственное лицо: </w:t>
       </w:r>
       <w:r>
-        <w:t xml:space="preserve">Пирoгова Наталья Михaйловнa</w:t>
+        <w:t xml:space="preserve">Cемёнов Михаил Юрьевич</w:t>
       </w:r>
     </w:p>
     <w:p>
@@ -644,12 +644,12 @@
         <w:t xml:space="preserve">БИК банка: </w:t>
       </w:r>
       <w:r>
-        <w:t xml:space="preserve">ОЧЧ525187</w:t>
-      </w:r>
-    </w:p>
-    <w:p>
-      <w:r>
-        <w:t xml:space="preserve">АО НПО им. С.А. Лавочкина</w:t>
+        <w:t xml:space="preserve">0Ч500Ч7б3</w:t>
+      </w:r>
+    </w:p>
+    <w:p>
+      <w:r>
+        <w:t xml:space="preserve">ООО ТехноПром</w:t>
       </w:r>
       <w:r>
         <w:t xml:space="preserve"> ИНН </w:t>
@@ -667,13 +667,13 @@
         <w:t xml:space="preserve"> </w:t>
       </w:r>
       <w:r>
-        <w:t xml:space="preserve">Пермь  Промышленная 30</w:t>
+        <w:t xml:space="preserve">Химки  Ленина 6</w:t>
       </w:r>
       <w:r>
         <w:t xml:space="preserve"> тел </w:t>
       </w:r>
       <w:r>
-        <w:t xml:space="preserve">88123777810</w:t>
+        <w:t xml:space="preserve">84996301397</w:t>
       </w:r>
     </w:p>
     <w:p/>
@@ -694,7 +694,7 @@
         <w:rPr>
           <w:b/>
         </w:rPr>
-        <w:t xml:space="preserve">40/20</w:t>
+        <w:t xml:space="preserve">12/20</w:t>
       </w:r>
       <w:r>
         <w:t xml:space="preserve">24-А</w:t>
@@ -711,10 +711,10 @@
         <w:rPr>
           <w:b/>
         </w:rPr>
-        <w:t xml:space="preserve">2</w:t>
-      </w:r>
-      <w:r>
-        <w:t xml:space="preserve">62 000 ₽</w:t>
+        <w:t xml:space="preserve">6 9</w:t>
+      </w:r>
+      <w:r>
+        <w:t xml:space="preserve">90 000 ₽</w:t>
       </w:r>
       <w:r>
         <w:t xml:space="preserve">.</w:t>
@@ -731,7 +731,7 @@
         <w:t xml:space="preserve">1</w:t>
       </w:r>
       <w:r>
-        <w:t xml:space="preserve">0 (десять) процентов за каждый день просрочки</w:t>
+        <w:t xml:space="preserve">5 (пятнадцать) процентов за каждый день просрочки</w:t>
       </w:r>
       <w:r>
         <w:t xml:space="preserve">.</w:t>
@@ -742,7 +742,7 @@
         <w:t xml:space="preserve">9.4. Контрольная запись: </w:t>
       </w:r>
       <w:r>
-        <w:t xml:space="preserve">не позднее 15.10.2О26</w:t>
+        <w:t xml:space="preserve">не позднее 08.0б.2026</w:t>
       </w:r>
       <w:r>
         <w:t xml:space="preserve">.</w:t>
@@ -789,7 +789,7 @@
           </w:p>
           <w:p>
             <w:r>
-              <w:t xml:space="preserve">АО «НПО им. С.А. Лавочкина»</w:t>
+              <w:t xml:space="preserve">ООО «ТехноПром»</w:t>
             </w:r>
           </w:p>
           <w:p>
@@ -797,18 +797,18 @@
               <w:t xml:space="preserve">Юридический адрес: </w:t>
             </w:r>
             <w:r>
-              <w:t xml:space="preserve">просп. Пушкина, д. 36, с. Ивановское, Тверская обл.</w:t>
-            </w:r>
-          </w:p>
-          <w:p>
-            <w:r>
-              <w:t xml:space="preserve">ИНН </w:t>
+              <w:t xml:space="preserve">344002, г. Ростов-на-Дону, просп. Ленина, д. 33, кв. 42</w:t>
+            </w:r>
+          </w:p>
+          <w:p>
+            <w:r>
+              <w:t xml:space="preserve">ИНН/КПП </w:t>
             </w:r>
             <w:r>
               <w:t xml:space="preserve">6619448286</w:t>
             </w:r>
             <w:r>
-              <w:t xml:space="preserve"> КПП </w:t>
+              <w:t xml:space="preserve">/</w:t>
             </w:r>
             <w:r>
               <w:t xml:space="preserve">407156790</w:t>
@@ -827,10 +827,10 @@
               <w:t xml:space="preserve">р/с </w:t>
             </w:r>
             <w:r>
-              <w:t xml:space="preserve">40702810887794995646</w:t>
-            </w:r>
-            <w:r>
-              <w:t xml:space="preserve"> в Банк ВТБ (ПАО)</w:t>
+              <w:t xml:space="preserve">40702810287794995646</w:t>
+            </w:r>
+            <w:r>
+              <w:t xml:space="preserve"> в ПАО «Совкомбанк»</w:t>
             </w:r>
           </w:p>
           <w:p>
@@ -838,13 +838,13 @@
               <w:t xml:space="preserve">к/с </w:t>
             </w:r>
             <w:r>
-              <w:t xml:space="preserve">30101810700000000187</w:t>
+              <w:t xml:space="preserve">30101810150040000763</w:t>
             </w:r>
             <w:r>
               <w:t xml:space="preserve"> БИК </w:t>
             </w:r>
             <w:r>
-              <w:t xml:space="preserve">044525187</w:t>
+              <w:t xml:space="preserve">045004763</w:t>
             </w:r>
           </w:p>
           <w:p>
@@ -852,7 +852,7 @@
               <w:t xml:space="preserve">Тел.: </w:t>
             </w:r>
             <w:r>
-              <w:t xml:space="preserve">+7 (846) 523-64-74</w:t>
+              <w:t xml:space="preserve">+7 (843) 219-29-80</w:t>
             </w:r>
           </w:p>
           <w:p>
@@ -860,7 +860,7 @@
               <w:t xml:space="preserve">E-mail: </w:t>
             </w:r>
             <w:r>
-              <w:t xml:space="preserve">pirogova@romashka.ru</w:t>
+              <w:t xml:space="preserve">semenov@gmail.com</w:t>
             </w:r>
           </w:p>
           <w:p/>
@@ -869,7 +869,7 @@
               <w:t xml:space="preserve">Директор ______________ </w:t>
             </w:r>
             <w:r>
-              <w:t xml:space="preserve">Н. М. Пирогова</w:t>
+              <w:t xml:space="preserve">М. Ю. Семёнов</w:t>
             </w:r>
           </w:p>
         </w:tc>
@@ -898,7 +898,7 @@
               <w:t xml:space="preserve">Адрес регистрации: </w:t>
             </w:r>
             <w:r>
-              <w:t xml:space="preserve">просп. Лесная, д. 55, тер. СНТ «Родник», Тверская обл.</w:t>
+              <w:t xml:space="preserve">420111, г. Казань, просп. Победы, д. 27, кв. 145</w:t>
             </w:r>
           </w:p>
           <w:p>
@@ -937,7 +937,7 @@
               <w:t xml:space="preserve">Тел.: </w:t>
             </w:r>
             <w:r>
-              <w:t xml:space="preserve">+7 (383) 785-96-65</w:t>
+              <w:t xml:space="preserve">+7 (846) 523-64-74</w:t>
             </w:r>
           </w:p>
           <w:p>
@@ -945,7 +945,7 @@
               <w:t xml:space="preserve">E-mail: </w:t>
             </w:r>
             <w:r>
-              <w:t xml:space="preserve">smirnov@yandex.ru</w:t>
+              <w:t xml:space="preserve">smirnov@romashka.ru</w:t>
             </w:r>
           </w:p>
           <w:p/>
@@ -1055,7 +1055,7 @@
         <w:t xml:space="preserve">Займодавец: _______________ /</w:t>
       </w:r>
       <w:r>
-        <w:t xml:space="preserve">Пирогова Н. М.</w:t>
+        <w:t xml:space="preserve">Семёнов М. Ю.</w:t>
       </w:r>
       <w:r>
         <w:t xml:space="preserve">/</w:t>
@@ -1085,16 +1085,16 @@
 <w:hdr xmlns:w="http://schemas.openxmlformats.org/wordprocessingml/2006/main" xmlns:r="http://schemas.openxmlformats.org/officeDocument/2006/relationships" xmlns:v="urn:schemas-microsoft-com:vml" xmlns:w10="urn:schemas-microsoft-com:office:word" xmlns:o="urn:schemas-microsoft-com:office:office">
   <w:p>
     <w:r>
-      <w:t xml:space="preserve">АО «НПО им. С.А. Лавочкина» · </w:t>
+      <w:t xml:space="preserve">ООО «ТехноПром» · </w:t>
     </w:r>
     <w:r>
-      <w:t xml:space="preserve">+7 (812) 176-85-62</w:t>
+      <w:t xml:space="preserve">+7 (495) 271-70-26</w:t>
     </w:r>
     <w:r>
       <w:t xml:space="preserve"> · </w:t>
     </w:r>
     <w:r>
-      <w:t xml:space="preserve">pirogova@gmail.com</w:t>
+      <w:t xml:space="preserve">semenov@inbox.ru</w:t>
     </w:r>
   </w:p>
 </w:hdr>

--- a/tests/corpus_v2/docs/loan_0002.docx
+++ b/tests/corpus_v2/docs/loan_0002.docx
@@ -486,6 +486,93 @@
         </w:tc>
       </w:tr>
     </w:tbl>
+    <w:p>
+      <w:r>
+        <w:t xml:space="preserve">2.9. </w:t>
+      </w:r>
+      <w:r>
+        <w:t xml:space="preserve">Платёж по налогу перечисляется на код бюджетной классификации </w:t>
+      </w:r>
+      <w:r>
+        <w:t xml:space="preserve">182 101 010 110 110 001 10</w:t>
+      </w:r>
+      <w:r>
+        <w:t xml:space="preserve">, получатель — территориальный орган Федерального казначейства.</w:t>
+      </w:r>
+    </w:p>
+    <w:p>
+      <w:r>
+        <w:t xml:space="preserve">2.10. </w:t>
+      </w:r>
+      <w:r>
+        <w:t xml:space="preserve">Полномочия подтверждаются свидетельством о рождении, выдано </w:t>
+      </w:r>
+      <w:r>
+        <w:t xml:space="preserve">21.06.2021</w:t>
+      </w:r>
+      <w:r>
+        <w:t xml:space="preserve"> отделом ЗАГС.</w:t>
+      </w:r>
+    </w:p>
+    <w:tbl>
+      <w:tblPr>
+        <w:tblW w:w="9360" w:type="dxa"/>
+        <w:tblBorders>
+          <w:top w:val="single" w:sz="4" w:color="auto"/>
+          <w:left w:val="single" w:sz="4" w:color="auto"/>
+          <w:bottom w:val="single" w:sz="4" w:color="auto"/>
+          <w:right w:val="single" w:sz="4" w:color="auto"/>
+          <w:insideH w:val="single" w:sz="4" w:color="auto"/>
+          <w:insideV w:val="single" w:sz="4" w:color="auto"/>
+        </w:tblBorders>
+      </w:tblPr>
+      <w:tblGrid>
+        <w:gridCol w:w="4680"/>
+        <w:gridCol w:w="4680"/>
+      </w:tblGrid>
+      <w:tr>
+        <w:tc>
+          <w:tcPr>
+            <w:tcW w:w="4680" w:type="dxa"/>
+          </w:tcPr>
+          <w:p>
+            <w:r>
+              <w:t xml:space="preserve">7</w:t>
+            </w:r>
+          </w:p>
+        </w:tc>
+        <w:tc>
+          <w:tcPr>
+            <w:tcW w:w="4680" w:type="dxa"/>
+          </w:tcPr>
+          <w:p>
+            <w:r>
+              <w:t xml:space="preserve">РУБ.</w:t>
+            </w:r>
+          </w:p>
+        </w:tc>
+      </w:tr>
+    </w:tbl>
+    <w:p>
+      <w:r>
+        <w:t xml:space="preserve">2.11. </w:t>
+      </w:r>
+      <w:r>
+        <w:t xml:space="preserve">Поставке подлежит насос модели </w:t>
+      </w:r>
+      <w:r>
+        <w:t xml:space="preserve">ЭЦВ-6-10-80h</w:t>
+      </w:r>
+      <w:r>
+        <w:t xml:space="preserve"> и кабель марки </w:t>
+      </w:r>
+      <w:r>
+        <w:t xml:space="preserve">ВВГнг(А)-LSt</w:t>
+      </w:r>
+      <w:r>
+        <w:t xml:space="preserve">.</w:t>
+      </w:r>
+    </w:p>
     <w:p/>
     <w:p>
       <w:r>
@@ -500,7 +587,7 @@
         <w:t xml:space="preserve">3.1. Место исполнения обязательств: </w:t>
       </w:r>
       <w:r>
-        <w:t xml:space="preserve">141300, г. Сергиев Посад, наб. Садовая, д. 48, кв. 1</w:t>
+        <w:t xml:space="preserve">101000, г. Москва, ул. Кирова, д. 51, кв. 80</w:t>
       </w:r>
       <w:r>
         <w:t xml:space="preserve">.</w:t>
@@ -517,7 +604,7 @@
         <w:t xml:space="preserve"> по телефону </w:t>
       </w:r>
       <w:r>
-        <w:t xml:space="preserve">+7 (499) 148-60-49</w:t>
+        <w:t xml:space="preserve">+7 (846) 372-46-94</w:t>
       </w:r>
       <w:r>
         <w:t xml:space="preserve">.</w:t>
@@ -528,7 +615,7 @@
         <w:t xml:space="preserve">3.3. Срок исполнения обязательств — </w:t>
       </w:r>
       <w:r>
-        <w:t xml:space="preserve">в течение 14 дней со дня предъявления требования</w:t>
+        <w:t xml:space="preserve">в течение 30 дней со дня предъявления требования</w:t>
       </w:r>
       <w:r>
         <w:t xml:space="preserve">.</w:t>
@@ -593,7 +680,7 @@
         <w:t xml:space="preserve">Сторона, для которой создалась невозможность исполнения, обязана уведомить другую Сторону. Срок уведомления — </w:t>
       </w:r>
       <w:r>
-        <w:t xml:space="preserve">в течение 24 месяцев с момента выставления счета</w:t>
+        <w:t xml:space="preserve">в течение 3 месяцев с момента выставления счета</w:t>
       </w:r>
       <w:r>
         <w:t xml:space="preserve">.</w:t>
@@ -607,7 +694,7 @@
         <w:t xml:space="preserve">Все споры и разногласия решаются путём переговоров. Претензионный порядок обязателен, срок ответа на претензию — </w:t>
       </w:r>
       <w:r>
-        <w:t xml:space="preserve">в течение 5 (Пяти) рабочих дней с момента подписания акта</w:t>
+        <w:t xml:space="preserve">в течение 3 (Трёх) рабочих дней с момента подписания акта</w:t>
       </w:r>
       <w:r>
         <w:t xml:space="preserve">.</w:t>
@@ -628,7 +715,7 @@
         <w:t xml:space="preserve">Контрольный ИНН: </w:t>
       </w:r>
       <w:r>
-        <w:t xml:space="preserve">б619448286</w:t>
+        <w:t xml:space="preserve">66І9448286</w:t>
       </w:r>
     </w:p>
     <w:p>
@@ -636,7 +723,7 @@
         <w:t xml:space="preserve">Ответственное лицо: </w:t>
       </w:r>
       <w:r>
-        <w:t xml:space="preserve">Cемёнов Михаил Юрьевич</w:t>
+        <w:t xml:space="preserve">Семёнов Михaил Юрьевич</w:t>
       </w:r>
     </w:p>
     <w:p>
@@ -644,7 +731,7 @@
         <w:t xml:space="preserve">БИК банка: </w:t>
       </w:r>
       <w:r>
-        <w:t xml:space="preserve">0Ч500Ч7б3</w:t>
+        <w:t xml:space="preserve">О450ОЧ763</w:t>
       </w:r>
     </w:p>
     <w:p>
@@ -667,13 +754,13 @@
         <w:t xml:space="preserve"> </w:t>
       </w:r>
       <w:r>
-        <w:t xml:space="preserve">Химки  Ленина 6</w:t>
+        <w:t xml:space="preserve">Самара  Советская 67</w:t>
       </w:r>
       <w:r>
         <w:t xml:space="preserve"> тел </w:t>
       </w:r>
       <w:r>
-        <w:t xml:space="preserve">84996301397</w:t>
+        <w:t xml:space="preserve">84958022150</w:t>
       </w:r>
     </w:p>
     <w:p/>
@@ -694,10 +781,10 @@
         <w:rPr>
           <w:b/>
         </w:rPr>
-        <w:t xml:space="preserve">12/20</w:t>
-      </w:r>
-      <w:r>
-        <w:t xml:space="preserve">24-А</w:t>
+        <w:t xml:space="preserve">18/20</w:t>
+      </w:r>
+      <w:r>
+        <w:t xml:space="preserve">25-К</w:t>
       </w:r>
       <w:r>
         <w:t xml:space="preserve">.</w:t>
@@ -711,10 +798,10 @@
         <w:rPr>
           <w:b/>
         </w:rPr>
-        <w:t xml:space="preserve">6 9</w:t>
-      </w:r>
-      <w:r>
-        <w:t xml:space="preserve">90 000 ₽</w:t>
+        <w:t xml:space="preserve">4</w:t>
+      </w:r>
+      <w:r>
+        <w:t xml:space="preserve">38 000 ₽</w:t>
       </w:r>
       <w:r>
         <w:t xml:space="preserve">.</w:t>
@@ -731,7 +818,7 @@
         <w:t xml:space="preserve">1</w:t>
       </w:r>
       <w:r>
-        <w:t xml:space="preserve">5 (пятнадцать) процентов за каждый день просрочки</w:t>
+        <w:t xml:space="preserve">0 (десять) процентов за каждый день просрочки</w:t>
       </w:r>
       <w:r>
         <w:t xml:space="preserve">.</w:t>
@@ -742,7 +829,7 @@
         <w:t xml:space="preserve">9.4. Контрольная запись: </w:t>
       </w:r>
       <w:r>
-        <w:t xml:space="preserve">не позднее 08.0б.2026</w:t>
+        <w:t xml:space="preserve">нe позднее 09.09.2025</w:t>
       </w:r>
       <w:r>
         <w:t xml:space="preserve">.</w:t>
@@ -797,7 +884,7 @@
               <w:t xml:space="preserve">Юридический адрес: </w:t>
             </w:r>
             <w:r>
-              <w:t xml:space="preserve">344002, г. Ростов-на-Дону, просп. Ленина, д. 33, кв. 42</w:t>
+              <w:t xml:space="preserve">420111, г. Казань, просп. Победы, д. 51, кв. 30</w:t>
             </w:r>
           </w:p>
           <w:p>
@@ -852,7 +939,7 @@
               <w:t xml:space="preserve">Тел.: </w:t>
             </w:r>
             <w:r>
-              <w:t xml:space="preserve">+7 (843) 219-29-80</w:t>
+              <w:t xml:space="preserve">+7 (499) 662-35-35</w:t>
             </w:r>
           </w:p>
           <w:p>
@@ -860,7 +947,7 @@
               <w:t xml:space="preserve">E-mail: </w:t>
             </w:r>
             <w:r>
-              <w:t xml:space="preserve">semenov@gmail.com</w:t>
+              <w:t xml:space="preserve">semenov@corp-tehno.ru</w:t>
             </w:r>
           </w:p>
           <w:p/>
@@ -898,7 +985,7 @@
               <w:t xml:space="preserve">Адрес регистрации: </w:t>
             </w:r>
             <w:r>
-              <w:t xml:space="preserve">420111, г. Казань, просп. Победы, д. 27, кв. 145</w:t>
+              <w:t xml:space="preserve">420111, г. Казань, проезд Пушкина, д. 73, кв. 174</w:t>
             </w:r>
           </w:p>
           <w:p>
@@ -937,7 +1024,7 @@
               <w:t xml:space="preserve">Тел.: </w:t>
             </w:r>
             <w:r>
-              <w:t xml:space="preserve">+7 (846) 523-64-74</w:t>
+              <w:t xml:space="preserve">+7 (843) 539-74-97</w:t>
             </w:r>
           </w:p>
           <w:p>

--- a/tests/corpus_v2/docs/loan_0002.docx
+++ b/tests/corpus_v2/docs/loan_0002.docx
@@ -112,7 +112,7 @@
         <w:t xml:space="preserve">Сумма займа: </w:t>
       </w:r>
       <w:r>
-        <w:t xml:space="preserve">Пятьдесят миллионов восемьсот тысяч два рубля 5 коп.</w:t>
+        <w:t xml:space="preserve">Двадцать пять миллионов сто тысяч два рубля 0 коп.</w:t>
       </w:r>
       <w:r>
         <w:t xml:space="preserve">, НДС не облагается, т.к. применяется УСН</w:t>
@@ -147,6 +147,101 @@
       </w:r>
       <w:r>
         <w:t xml:space="preserve"> согласуется Сторонами дополнительно.</w:t>
+      </w:r>
+    </w:p>
+    <w:p>
+      <w:r>
+        <w:t xml:space="preserve">1.5. </w:t>
+      </w:r>
+      <w:r>
+        <w:t xml:space="preserve">Отгрузка оформляется товарной накладной № </w:t>
+      </w:r>
+      <w:r>
+        <w:t xml:space="preserve">048796430</w:t>
+      </w:r>
+      <w:r>
+        <w:t xml:space="preserve">. Каталожный номер изделия — </w:t>
+      </w:r>
+      <w:r>
+        <w:t xml:space="preserve">042953584</w:t>
+      </w:r>
+      <w:r>
+        <w:t xml:space="preserve">. Серийный номер агрегата — </w:t>
+      </w:r>
+      <w:r>
+        <w:t xml:space="preserve">045466540</w:t>
+      </w:r>
+      <w:r>
+        <w:t xml:space="preserve">.</w:t>
+      </w:r>
+    </w:p>
+    <w:p>
+      <w:r>
+        <w:t xml:space="preserve">1.6. </w:t>
+      </w:r>
+      <w:r>
+        <w:t xml:space="preserve">Целевые средства перечисляются по коду цели </w:t>
+      </w:r>
+      <w:r>
+        <w:t xml:space="preserve">049728320</w:t>
+      </w:r>
+      <w:r>
+        <w:t xml:space="preserve">, установленному приказом Минфина России от 01.12.2010 № 157н. </w:t>
+      </w:r>
+      <w:r>
+        <w:t xml:space="preserve">БИК банка Стороны в настоящем разделе не приводится; номер заявки на открытие счёта — </w:t>
+      </w:r>
+      <w:r>
+        <w:t xml:space="preserve">046779116</w:t>
+      </w:r>
+      <w:r>
+        <w:t xml:space="preserve">.</w:t>
+      </w:r>
+    </w:p>
+    <w:p>
+      <w:r>
+        <w:t xml:space="preserve">1.7. </w:t>
+      </w:r>
+      <w:r>
+        <w:t xml:space="preserve">Учёт потребления ведётся по лицевому счёту </w:t>
+      </w:r>
+      <w:r>
+        <w:t xml:space="preserve">86376355418</w:t>
+      </w:r>
+      <w:r>
+        <w:t xml:space="preserve">. Приложение к настоящему разделу зарегистрировано за номером </w:t>
+      </w:r>
+      <w:r>
+        <w:t xml:space="preserve">89738137972</w:t>
+      </w:r>
+      <w:r>
+        <w:t xml:space="preserve">. Прибор учёта имеет заводской номер </w:t>
+      </w:r>
+      <w:r>
+        <w:t xml:space="preserve">86693011603</w:t>
+      </w:r>
+      <w:r>
+        <w:t xml:space="preserve">.</w:t>
+      </w:r>
+    </w:p>
+    <w:p>
+      <w:r>
+        <w:t xml:space="preserve">1.8. </w:t>
+      </w:r>
+      <w:r>
+        <w:t xml:space="preserve">Регистрационная запись в реестре — </w:t>
+      </w:r>
+      <w:r>
+        <w:t xml:space="preserve">87836634944</w:t>
+      </w:r>
+      <w:r>
+        <w:t xml:space="preserve"> по правилам статьи 434 Гражданского кодекса Российской Федерации. Уведомление направлено за исходящим № </w:t>
+      </w:r>
+      <w:r>
+        <w:t xml:space="preserve">88985831505</w:t>
+      </w:r>
+      <w:r>
+        <w:t xml:space="preserve">.</w:t>
       </w:r>
     </w:p>
     <w:p/>
@@ -163,7 +258,7 @@
         <w:t xml:space="preserve">2.1. Общая цена Договора: </w:t>
       </w:r>
       <w:r>
-        <w:t xml:space="preserve">895 000 (Восемьсот девяносто пять тысяч) рублей 00 копеек</w:t>
+        <w:t xml:space="preserve">83 600 000 (Восемьдесят три миллиона шестьсот тысяч) рублей 50 копеек</w:t>
       </w:r>
       <w:r>
         <w:t xml:space="preserve">, в том числе НДС</w:t>
@@ -188,7 +283,7 @@
         <w:t xml:space="preserve">2.3. Срок оплаты — </w:t>
       </w:r>
       <w:r>
-        <w:t xml:space="preserve">в течение двадцати банковских дней со дня предъявления требования</w:t>
+        <w:t xml:space="preserve">в течение пяти банковских дней со дня предъявления требования</w:t>
       </w:r>
       <w:r>
         <w:t xml:space="preserve">.</w:t>
@@ -219,7 +314,7 @@
         <w:t xml:space="preserve">, артикул </w:t>
       </w:r>
       <w:r>
-        <w:t xml:space="preserve">RM-3860-84</w:t>
+        <w:t xml:space="preserve">RM-3887-80</w:t>
       </w:r>
       <w:r>
         <w:t xml:space="preserve">, код </w:t>
@@ -279,49 +374,49 @@
         <w:t xml:space="preserve">. Товар отгружается с сопроводительным документом паспорт качества № </w:t>
       </w:r>
       <w:r>
-        <w:t xml:space="preserve">05 05 423695</w:t>
+        <w:t xml:space="preserve">14 14 775711</w:t>
       </w:r>
       <w:r>
         <w:t xml:space="preserve">. К партии приложен паспорт изделия № </w:t>
       </w:r>
       <w:r>
-        <w:t xml:space="preserve">71 16 416195</w:t>
+        <w:t xml:space="preserve">83 15 673157</w:t>
       </w:r>
       <w:r>
         <w:t xml:space="preserve">. Оборудование поставляется с паспортом транспортного средства № </w:t>
       </w:r>
       <w:r>
-        <w:t xml:space="preserve">20 09 668500</w:t>
+        <w:t xml:space="preserve">95 04 696446</w:t>
       </w:r>
       <w:r>
         <w:t xml:space="preserve">. Приёмка производится согласно техническому паспорту </w:t>
       </w:r>
       <w:r>
-        <w:t xml:space="preserve">25 13 568028</w:t>
+        <w:t xml:space="preserve">32 10 007903</w:t>
       </w:r>
       <w:r>
         <w:t xml:space="preserve">. СНИЛС не указан, номер заказа </w:t>
       </w:r>
       <w:r>
-        <w:t xml:space="preserve">364-756-436 94</w:t>
+        <w:t xml:space="preserve">443-012-354 37</w:t>
       </w:r>
       <w:r>
         <w:t xml:space="preserve">. Дата рождения не проставлена, документ выдан </w:t>
       </w:r>
       <w:r>
-        <w:t xml:space="preserve">18.07.2023</w:t>
+        <w:t xml:space="preserve">01.10.2015</w:t>
       </w:r>
       <w:r>
         <w:t xml:space="preserve">. Код подразделения, см. артикул </w:t>
       </w:r>
       <w:r>
-        <w:t xml:space="preserve">845-411</w:t>
+        <w:t xml:space="preserve">206-531</w:t>
       </w:r>
       <w:r>
         <w:t xml:space="preserve">. Цена — </w:t>
       </w:r>
       <w:r>
-        <w:t xml:space="preserve">724000 (семьсот двадцать четыре тысячи) рублей 5 коп.</w:t>
+        <w:t xml:space="preserve">4000000 (четыре миллиона) рублей 0 коп.</w:t>
       </w:r>
       <w:r>
         <w:t xml:space="preserve">, </w:t>
@@ -341,25 +436,25 @@
         <w:t xml:space="preserve">Товар маркирован штрихкодом </w:t>
       </w:r>
       <w:r>
-        <w:t xml:space="preserve">4608941776217</w:t>
+        <w:t xml:space="preserve">4601346593460</w:t>
       </w:r>
       <w:r>
         <w:t xml:space="preserve">. Код контрагента по ОКПО — </w:t>
       </w:r>
       <w:r>
-        <w:t xml:space="preserve">8773771616</w:t>
+        <w:t xml:space="preserve">7186397061</w:t>
       </w:r>
       <w:r>
         <w:t xml:space="preserve">. Оборудование учтено под инвентарным номером </w:t>
       </w:r>
       <w:r>
-        <w:t xml:space="preserve">049712729</w:t>
+        <w:t xml:space="preserve">047018523</w:t>
       </w:r>
       <w:r>
         <w:t xml:space="preserve">, складской позиции присвоен номер </w:t>
       </w:r>
       <w:r>
-        <w:t xml:space="preserve">451856664</w:t>
+        <w:t xml:space="preserve">250116781</w:t>
       </w:r>
       <w:r>
         <w:t xml:space="preserve">.</w:t>
@@ -373,19 +468,19 @@
         <w:t xml:space="preserve">Оплата по счёту-фактуре на КБК </w:t>
       </w:r>
       <w:r>
-        <w:t xml:space="preserve">18210101011011000199</w:t>
+        <w:t xml:space="preserve">18210101011011000156</w:t>
       </w:r>
       <w:r>
         <w:t xml:space="preserve">. ИНН не присвоен, регистрационный № </w:t>
       </w:r>
       <w:r>
-        <w:t xml:space="preserve">0790648392</w:t>
+        <w:t xml:space="preserve">9753261030</w:t>
       </w:r>
       <w:r>
         <w:t xml:space="preserve">. ИНН не присвоен, платёжный документ № </w:t>
       </w:r>
       <w:r>
-        <w:t xml:space="preserve">093862543627</w:t>
+        <w:t xml:space="preserve">003663653230</w:t>
       </w:r>
       <w:r>
         <w:t xml:space="preserve">. Заказчик действует в лице </w:t>
@@ -405,13 +500,13 @@
         <w:t xml:space="preserve">Массовая доля влаги в товаре — </w:t>
       </w:r>
       <w:r>
-        <w:t xml:space="preserve">не более 9 %</w:t>
+        <w:t xml:space="preserve">не более 12 %</w:t>
       </w:r>
       <w:r>
         <w:t xml:space="preserve">. Товар подлежит хранению </w:t>
       </w:r>
       <w:r>
-        <w:t xml:space="preserve">в течение 48 часов</w:t>
+        <w:t xml:space="preserve">в течение 24 часов</w:t>
       </w:r>
       <w:r>
         <w:t xml:space="preserve"> при температуре не выше +4 °C. Срок исковой давности по требованиям, вытекающим из Договора, составляет </w:t>
@@ -480,7 +575,7 @@
           </w:tcPr>
           <w:p>
             <w:r>
-              <w:t xml:space="preserve">1483816632</w:t>
+              <w:t xml:space="preserve">0671615624</w:t>
             </w:r>
           </w:p>
         </w:tc>
@@ -508,7 +603,7 @@
         <w:t xml:space="preserve">Полномочия подтверждаются свидетельством о рождении, выдано </w:t>
       </w:r>
       <w:r>
-        <w:t xml:space="preserve">21.06.2021</w:t>
+        <w:t xml:space="preserve">02.06.2017</w:t>
       </w:r>
       <w:r>
         <w:t xml:space="preserve"> отделом ЗАГС.</w:t>
@@ -587,7 +682,7 @@
         <w:t xml:space="preserve">3.1. Место исполнения обязательств: </w:t>
       </w:r>
       <w:r>
-        <w:t xml:space="preserve">101000, г. Москва, ул. Кирова, д. 51, кв. 80</w:t>
+        <w:t xml:space="preserve">394000, г. Воронеж, наб. Космонавтов, д. 62, кв. 18</w:t>
       </w:r>
       <w:r>
         <w:t xml:space="preserve">.</w:t>
@@ -604,7 +699,7 @@
         <w:t xml:space="preserve"> по телефону </w:t>
       </w:r>
       <w:r>
-        <w:t xml:space="preserve">+7 (846) 372-46-94</w:t>
+        <w:t xml:space="preserve">+7 (846) 776-92-53</w:t>
       </w:r>
       <w:r>
         <w:t xml:space="preserve">.</w:t>
@@ -615,7 +710,111 @@
         <w:t xml:space="preserve">3.3. Срок исполнения обязательств — </w:t>
       </w:r>
       <w:r>
-        <w:t xml:space="preserve">в течение 30 дней со дня предъявления требования</w:t>
+        <w:t xml:space="preserve">в течение 60 дней со дня предъявления требования</w:t>
+      </w:r>
+      <w:r>
+        <w:t xml:space="preserve">.</w:t>
+      </w:r>
+    </w:p>
+    <w:p>
+      <w:r>
+        <w:t xml:space="preserve">3.4. </w:t>
+      </w:r>
+      <w:r>
+        <w:t xml:space="preserve">Работы выполняются за счёт средств бюджета по коду бюджетной классификации </w:t>
+      </w:r>
+      <w:r>
+        <w:t xml:space="preserve">18206168546958425983</w:t>
+      </w:r>
+      <w:r>
+        <w:t xml:space="preserve">. Прибор учёта (счётчик) № </w:t>
+      </w:r>
+      <w:r>
+        <w:t xml:space="preserve">39667453701528607077</w:t>
+      </w:r>
+      <w:r>
+        <w:t xml:space="preserve">.</w:t>
+      </w:r>
+    </w:p>
+    <w:p>
+      <w:r>
+        <w:t xml:space="preserve">3.5. </w:t>
+      </w:r>
+      <w:r>
+        <w:t xml:space="preserve">В счёте на оплату указывается УИН </w:t>
+      </w:r>
+      <w:r>
+        <w:t xml:space="preserve">18209207265228264528</w:t>
+      </w:r>
+      <w:r>
+        <w:t xml:space="preserve">. Счёт-проформа к настоящему Договору имеет номер </w:t>
+      </w:r>
+      <w:r>
+        <w:t xml:space="preserve">77096699319731929355</w:t>
+      </w:r>
+      <w:r>
+        <w:t xml:space="preserve">. В силу статьи 855 Гражданского кодекса Российской Федерации списание со счёта ведётся по коду вида дохода </w:t>
+      </w:r>
+      <w:r>
+        <w:t xml:space="preserve">18210085924757659300</w:t>
+      </w:r>
+      <w:r>
+        <w:t xml:space="preserve">.</w:t>
+      </w:r>
+    </w:p>
+    <w:p>
+      <w:r>
+        <w:t xml:space="preserve">3.6. </w:t>
+      </w:r>
+      <w:r>
+        <w:t xml:space="preserve">ИНН у иностранного контрагента отсутствует, номер в торговом реестре — </w:t>
+      </w:r>
+      <w:r>
+        <w:t xml:space="preserve">1483816632</w:t>
+      </w:r>
+      <w:r>
+        <w:t xml:space="preserve">. ИНН см. в приложении; спецификация № </w:t>
+      </w:r>
+      <w:r>
+        <w:t xml:space="preserve">1595716073</w:t>
+      </w:r>
+      <w:r>
+        <w:t xml:space="preserve">. ИНН присваивается в порядке статьи 84 Налогового кодекса Российской Федерации; номер решения о постановке на учёт — </w:t>
+      </w:r>
+      <w:r>
+        <w:t xml:space="preserve">4496396359</w:t>
+      </w:r>
+      <w:r>
+        <w:t xml:space="preserve">.</w:t>
+      </w:r>
+    </w:p>
+    <w:p>
+      <w:r>
+        <w:t xml:space="preserve">3.7. </w:t>
+      </w:r>
+      <w:r>
+        <w:t xml:space="preserve">Партии присвоен номер прослеживаемости </w:t>
+      </w:r>
+      <w:r>
+        <w:t xml:space="preserve">9731429210</w:t>
+      </w:r>
+      <w:r>
+        <w:t xml:space="preserve">. Содержание примеси не превышает </w:t>
+      </w:r>
+      <w:r>
+        <w:t xml:space="preserve">2,7 %</w:t>
+      </w:r>
+      <w:r>
+        <w:t xml:space="preserve">. Погрешность измерения прибора — не более </w:t>
+      </w:r>
+      <w:r>
+        <w:t xml:space="preserve">0,1 %</w:t>
+      </w:r>
+      <w:r>
+        <w:t xml:space="preserve">. Заводской номер поставляемого станка — </w:t>
+      </w:r>
+      <w:r>
+        <w:t xml:space="preserve">0814476545</w:t>
       </w:r>
       <w:r>
         <w:t xml:space="preserve">.</w:t>
@@ -694,7 +893,125 @@
         <w:t xml:space="preserve">Все споры и разногласия решаются путём переговоров. Претензионный порядок обязателен, срок ответа на претензию — </w:t>
       </w:r>
       <w:r>
-        <w:t xml:space="preserve">в течение 3 (Трёх) рабочих дней с момента подписания акта</w:t>
+        <w:t xml:space="preserve">в течение 14 (Четырнадцати) рабочих дней с момента подписания акта</w:t>
+      </w:r>
+      <w:r>
+        <w:t xml:space="preserve">.</w:t>
+      </w:r>
+    </w:p>
+    <w:p>
+      <w:r>
+        <w:t xml:space="preserve">4.6. </w:t>
+      </w:r>
+      <w:r>
+        <w:t xml:space="preserve">ИНН физического лица отсутствует, лицевой счёт абонента </w:t>
+      </w:r>
+      <w:r>
+        <w:t xml:space="preserve">519630617452</w:t>
+      </w:r>
+      <w:r>
+        <w:t xml:space="preserve">. ИНН указан в приложении; номенклатурный код позиции — </w:t>
+      </w:r>
+      <w:r>
+        <w:t xml:space="preserve">582024273185</w:t>
+      </w:r>
+      <w:r>
+        <w:t xml:space="preserve">. ИНН физического лица обрабатывается в порядке статьи 86 Налогового кодекса Российской Федерации; номер запроса — </w:t>
+      </w:r>
+      <w:r>
+        <w:t xml:space="preserve">820566075242</w:t>
+      </w:r>
+      <w:r>
+        <w:t xml:space="preserve">.</w:t>
+      </w:r>
+    </w:p>
+    <w:p>
+      <w:r>
+        <w:t xml:space="preserve">4.7. </w:t>
+      </w:r>
+      <w:r>
+        <w:t xml:space="preserve">Накладной на партию присвоен номер </w:t>
+      </w:r>
+      <w:r>
+        <w:t xml:space="preserve">440237950237</w:t>
+      </w:r>
+      <w:r>
+        <w:t xml:space="preserve">. Контрольный модуль имеет заводской номер </w:t>
+      </w:r>
+      <w:r>
+        <w:t xml:space="preserve">549240293625</w:t>
+      </w:r>
+      <w:r>
+        <w:t xml:space="preserve">. Проектный уклон кровли — </w:t>
+      </w:r>
+      <w:r>
+        <w:t xml:space="preserve">6 %</w:t>
+      </w:r>
+      <w:r>
+        <w:t xml:space="preserve">.</w:t>
+      </w:r>
+    </w:p>
+    <w:p>
+      <w:r>
+        <w:t xml:space="preserve">4.8. </w:t>
+      </w:r>
+      <w:r>
+        <w:t xml:space="preserve">Предельная доля иностранного участия по закону — </w:t>
+      </w:r>
+      <w:r>
+        <w:t xml:space="preserve">49 %</w:t>
+      </w:r>
+      <w:r>
+        <w:t xml:space="preserve">, как предусмотрено Федеральным законом о порядке осуществления иностранных инвестиций. Приложение № 3 к Договору содержит долю брака, не превышающую </w:t>
+      </w:r>
+      <w:r>
+        <w:t xml:space="preserve">2,7 %</w:t>
+      </w:r>
+      <w:r>
+        <w:t xml:space="preserve">.</w:t>
+      </w:r>
+    </w:p>
+    <w:p>
+      <w:r>
+        <w:t xml:space="preserve">4.9. </w:t>
+      </w:r>
+      <w:r>
+        <w:t xml:space="preserve">Срок годности товара — </w:t>
+      </w:r>
+      <w:r>
+        <w:t xml:space="preserve">в течение 24 месяцев</w:t>
+      </w:r>
+      <w:r>
+        <w:t xml:space="preserve"> с даты производства. Уложенная смесь выдерживается </w:t>
+      </w:r>
+      <w:r>
+        <w:t xml:space="preserve">в течение 48 часов</w:t>
+      </w:r>
+      <w:r>
+        <w:t xml:space="preserve"> без доступа влаги.</w:t>
+      </w:r>
+    </w:p>
+    <w:p>
+      <w:r>
+        <w:t xml:space="preserve">4.10. </w:t>
+      </w:r>
+      <w:r>
+        <w:t xml:space="preserve">Требования по качеству работ заявляются </w:t>
+      </w:r>
+      <w:r>
+        <w:t xml:space="preserve">в течение одного года</w:t>
+      </w:r>
+      <w:r>
+        <w:t xml:space="preserve"> в силу статьи 725 Гражданского кодекса Российской Федерации. Поставщик работает на рынке </w:t>
+      </w:r>
+      <w:r>
+        <w:t xml:space="preserve">в течение 16 лет</w:t>
+      </w:r>
+      <w:r>
+        <w:t xml:space="preserve">. Окончание отчётного периода — </w:t>
+      </w:r>
+      <w:r>
+        <w:t xml:space="preserve">не позднее 18.01.2029</w:t>
       </w:r>
       <w:r>
         <w:t xml:space="preserve">.</w:t>
@@ -715,7 +1032,7 @@
         <w:t xml:space="preserve">Контрольный ИНН: </w:t>
       </w:r>
       <w:r>
-        <w:t xml:space="preserve">66І9448286</w:t>
+        <w:t xml:space="preserve">661944828б</w:t>
       </w:r>
     </w:p>
     <w:p>
@@ -723,7 +1040,7 @@
         <w:t xml:space="preserve">Ответственное лицо: </w:t>
       </w:r>
       <w:r>
-        <w:t xml:space="preserve">Семёнов Михaил Юрьевич</w:t>
+        <w:t xml:space="preserve">Сеmёнов Миxaил Юрьeвич</w:t>
       </w:r>
     </w:p>
     <w:p>
@@ -731,7 +1048,7 @@
         <w:t xml:space="preserve">БИК банка: </w:t>
       </w:r>
       <w:r>
-        <w:t xml:space="preserve">О450ОЧ763</w:t>
+        <w:t xml:space="preserve">04500Ч76З</w:t>
       </w:r>
     </w:p>
     <w:p>
@@ -754,13 +1071,13 @@
         <w:t xml:space="preserve"> </w:t>
       </w:r>
       <w:r>
-        <w:t xml:space="preserve">Самара  Советская 67</w:t>
+        <w:t xml:space="preserve">Химки  Лесная 33</w:t>
       </w:r>
       <w:r>
         <w:t xml:space="preserve"> тел </w:t>
       </w:r>
       <w:r>
-        <w:t xml:space="preserve">84958022150</w:t>
+        <w:t xml:space="preserve">83839611518</w:t>
       </w:r>
     </w:p>
     <w:p/>
@@ -781,10 +1098,10 @@
         <w:rPr>
           <w:b/>
         </w:rPr>
-        <w:t xml:space="preserve">18/20</w:t>
-      </w:r>
-      <w:r>
-        <w:t xml:space="preserve">25-К</w:t>
+        <w:t xml:space="preserve">39/20</w:t>
+      </w:r>
+      <w:r>
+        <w:t xml:space="preserve">24-Д</w:t>
       </w:r>
       <w:r>
         <w:t xml:space="preserve">.</w:t>
@@ -798,10 +1115,10 @@
         <w:rPr>
           <w:b/>
         </w:rPr>
-        <w:t xml:space="preserve">4</w:t>
-      </w:r>
-      <w:r>
-        <w:t xml:space="preserve">38 000 ₽</w:t>
+        <w:t xml:space="preserve">3 6</w:t>
+      </w:r>
+      <w:r>
+        <w:t xml:space="preserve">50 000 ₽</w:t>
       </w:r>
       <w:r>
         <w:t xml:space="preserve">.</w:t>
@@ -818,7 +1135,7 @@
         <w:t xml:space="preserve">1</w:t>
       </w:r>
       <w:r>
-        <w:t xml:space="preserve">0 (десять) процентов за каждый день просрочки</w:t>
+        <w:t xml:space="preserve">5 (пятнадцать) процентов за каждый день просрочки</w:t>
       </w:r>
       <w:r>
         <w:t xml:space="preserve">.</w:t>
@@ -829,7 +1146,7 @@
         <w:t xml:space="preserve">9.4. Контрольная запись: </w:t>
       </w:r>
       <w:r>
-        <w:t xml:space="preserve">нe позднее 09.09.2025</w:t>
+        <w:t xml:space="preserve">не позднее 02.О6.2025</w:t>
       </w:r>
       <w:r>
         <w:t xml:space="preserve">.</w:t>
@@ -884,7 +1201,7 @@
               <w:t xml:space="preserve">Юридический адрес: </w:t>
             </w:r>
             <w:r>
-              <w:t xml:space="preserve">420111, г. Казань, просп. Победы, д. 51, кв. 30</w:t>
+              <w:t xml:space="preserve">101000, г. Москва, ул. Космонавтов, д. 61, кв. 38</w:t>
             </w:r>
           </w:p>
           <w:p>
@@ -939,7 +1256,7 @@
               <w:t xml:space="preserve">Тел.: </w:t>
             </w:r>
             <w:r>
-              <w:t xml:space="preserve">+7 (499) 662-35-35</w:t>
+              <w:t xml:space="preserve">+7 (383) 825-69-48</w:t>
             </w:r>
           </w:p>
           <w:p>
@@ -947,7 +1264,7 @@
               <w:t xml:space="preserve">E-mail: </w:t>
             </w:r>
             <w:r>
-              <w:t xml:space="preserve">semenov@corp-tehno.ru</w:t>
+              <w:t xml:space="preserve">semenov@yandex.ru</w:t>
             </w:r>
           </w:p>
           <w:p/>
@@ -985,7 +1302,7 @@
               <w:t xml:space="preserve">Адрес регистрации: </w:t>
             </w:r>
             <w:r>
-              <w:t xml:space="preserve">420111, г. Казань, проезд Пушкина, д. 73, кв. 174</w:t>
+              <w:t xml:space="preserve">443010, г. Самара, наб. Профсоюзная, д. 48, кв. 148</w:t>
             </w:r>
           </w:p>
           <w:p>
@@ -1024,7 +1341,7 @@
               <w:t xml:space="preserve">Тел.: </w:t>
             </w:r>
             <w:r>
-              <w:t xml:space="preserve">+7 (843) 539-74-97</w:t>
+              <w:t xml:space="preserve">+7 (843) 569-48-13</w:t>
             </w:r>
           </w:p>
           <w:p>
@@ -1032,7 +1349,7 @@
               <w:t xml:space="preserve">E-mail: </w:t>
             </w:r>
             <w:r>
-              <w:t xml:space="preserve">smirnov@romashka.ru</w:t>
+              <w:t xml:space="preserve">smirnov@bk.ru</w:t>
             </w:r>
           </w:p>
           <w:p/>
@@ -1175,13 +1492,13 @@
       <w:t xml:space="preserve">ООО «ТехноПром» · </w:t>
     </w:r>
     <w:r>
-      <w:t xml:space="preserve">+7 (495) 271-70-26</w:t>
+      <w:t xml:space="preserve">+7 (843) 143-27-28</w:t>
     </w:r>
     <w:r>
       <w:t xml:space="preserve"> · </w:t>
     </w:r>
     <w:r>
-      <w:t xml:space="preserve">semenov@inbox.ru</w:t>
+      <w:t xml:space="preserve">semenov@list.ru</w:t>
     </w:r>
   </w:p>
 </w:hdr>

--- a/tests/corpus_v2/docs/loan_0002.docx
+++ b/tests/corpus_v2/docs/loan_0002.docx
@@ -1147,6 +1147,37 @@
       </w:r>
       <w:r>
         <w:t xml:space="preserve">не позднее 02.О6.2025</w:t>
+      </w:r>
+      <w:r>
+        <w:t xml:space="preserve">.</w:t>
+      </w:r>
+    </w:p>
+    <w:p/>
+    <w:p>
+      <w:r>
+        <w:rPr>
+          <w:b/>
+        </w:rPr>
+        <w:t xml:space="preserve">6. ОСОБЫЕ УСЛОВИЯ ОТДЕЛЬНЫХ ВИДОВ ДАННЫХ</w:t>
+      </w:r>
+    </w:p>
+    <w:p>
+      <w:r>
+        <w:t xml:space="preserve">6.1. Полномочия представителя подтверждены доверенностью, реестровый номер </w:t>
+      </w:r>
+      <w:r>
+        <w:t xml:space="preserve">77/714-н/77-2024-1-502</w:t>
+      </w:r>
+      <w:r>
+        <w:t xml:space="preserve">.</w:t>
+      </w:r>
+    </w:p>
+    <w:p>
+      <w:r>
+        <w:t xml:space="preserve">6.2. Для сопоставления в учёте указывается: </w:t>
+      </w:r>
+      <w:r>
+        <w:t xml:space="preserve">срок действия 12/2024-06/2025</w:t>
       </w:r>
       <w:r>
         <w:t xml:space="preserve">.</w:t>

--- a/tests/corpus_v2/docs/loan_0002.docx
+++ b/tests/corpus_v2/docs/loan_0002.docx
@@ -294,7 +294,7 @@
         <w:t xml:space="preserve">2.4. Порядок выборки: </w:t>
       </w:r>
       <w:r>
-        <w:t xml:space="preserve">период выборки траншей</w:t>
+        <w:t xml:space="preserve">размер каждого транша</w:t>
       </w:r>
       <w:r>
         <w:t xml:space="preserve"> определяется приложением к Договору.</w:t>
@@ -1163,21 +1163,87 @@
     </w:p>
     <w:p>
       <w:r>
-        <w:t xml:space="preserve">6.1. Полномочия представителя подтверждены доверенностью, реестровый номер </w:t>
-      </w:r>
-      <w:r>
-        <w:t xml:space="preserve">77/714-н/77-2024-1-502</w:t>
-      </w:r>
-      <w:r>
-        <w:t xml:space="preserve">.</w:t>
-      </w:r>
-    </w:p>
-    <w:p>
-      <w:r>
-        <w:t xml:space="preserve">6.2. Для сопоставления в учёте указывается: </w:t>
-      </w:r>
-      <w:r>
-        <w:t xml:space="preserve">срок действия 12/2024-06/2025</w:t>
+        <w:t xml:space="preserve">6.1. Работы выполняются на основании ранее заключённого Договора № </w:t>
+      </w:r>
+      <w:r>
+        <w:t xml:space="preserve">118/2024-А</w:t>
+      </w:r>
+      <w:r>
+        <w:t xml:space="preserve"> между теми же сторонами.</w:t>
+      </w:r>
+    </w:p>
+    <w:p>
+      <w:r>
+        <w:t xml:space="preserve">6.2. Первичные документы: </w:t>
+      </w:r>
+      <w:r>
+        <w:t xml:space="preserve">лицензия Л035-01298-77/00123456 Рособрнадзора</w:t>
+      </w:r>
+      <w:r>
+        <w:t xml:space="preserve">.</w:t>
+      </w:r>
+    </w:p>
+    <w:p>
+      <w:r>
+        <w:t xml:space="preserve">6.3. Запись о лицензии внесена в реестр за регистрационным номером </w:t>
+      </w:r>
+      <w:r>
+        <w:t xml:space="preserve">509118266</w:t>
+      </w:r>
+      <w:r>
+        <w:t xml:space="preserve">.</w:t>
+      </w:r>
+    </w:p>
+    <w:p>
+      <w:r>
+        <w:t xml:space="preserve">6.4. Внутренний учёт ведётся отдельно: </w:t>
+      </w:r>
+      <w:r>
+        <w:t xml:space="preserve">сведения внесены в реестр, номер записи не присвоен</w:t>
+      </w:r>
+      <w:r>
+        <w:t xml:space="preserve">.</w:t>
+      </w:r>
+    </w:p>
+    <w:p>
+      <w:r>
+        <w:t xml:space="preserve">6.5. Полномочия представителя подтверждены доверенностью, реестровый номер </w:t>
+      </w:r>
+      <w:r>
+        <w:t xml:space="preserve">23/5-н/23-2025-2-1104</w:t>
+      </w:r>
+      <w:r>
+        <w:t xml:space="preserve">.</w:t>
+      </w:r>
+    </w:p>
+    <w:p>
+      <w:r>
+        <w:t xml:space="preserve">6.6. Для сопоставления в учёте указывается: </w:t>
+      </w:r>
+      <w:r>
+        <w:t xml:space="preserve">ГОСТ Р 52044-2003</w:t>
+      </w:r>
+      <w:r>
+        <w:t xml:space="preserve">.</w:t>
+      </w:r>
+    </w:p>
+    <w:p>
+      <w:r>
+        <w:t xml:space="preserve">6.7. Решение принято большинством в </w:t>
+      </w:r>
+      <w:r>
+        <w:t xml:space="preserve">51 % акций</w:t>
+      </w:r>
+      <w:r>
+        <w:t xml:space="preserve"> от общего числа голосов членов совета директоров.</w:t>
+      </w:r>
+    </w:p>
+    <w:p>
+      <w:r>
+        <w:t xml:space="preserve">6.8. Кворум определяется уставом: </w:t>
+      </w:r>
+      <w:r>
+        <w:t xml:space="preserve">большинством в две трети голосов</w:t>
       </w:r>
       <w:r>
         <w:t xml:space="preserve">.</w:t>

--- a/tests/corpus_v2/docs/loan_0002.docx
+++ b/tests/corpus_v2/docs/loan_0002.docx
@@ -1244,6 +1244,28 @@
       </w:r>
       <w:r>
         <w:t xml:space="preserve">большинством в две трети голосов</w:t>
+      </w:r>
+      <w:r>
+        <w:t xml:space="preserve">.</w:t>
+      </w:r>
+    </w:p>
+    <w:p>
+      <w:r>
+        <w:t xml:space="preserve">6.9. Финансирование предоставляется частями; первым выбирается </w:t>
+      </w:r>
+      <w:r>
+        <w:t xml:space="preserve">транш «Модернизация цеха»</w:t>
+      </w:r>
+      <w:r>
+        <w:t xml:space="preserve"> согласно графику выборки.</w:t>
+      </w:r>
+    </w:p>
+    <w:p>
+      <w:r>
+        <w:t xml:space="preserve">6.10. Порядок дальнейшей выборки: </w:t>
+      </w:r>
+      <w:r>
+        <w:t xml:space="preserve">программа «Со-единение» благотворительного фонда</w:t>
       </w:r>
       <w:r>
         <w:t xml:space="preserve">.</w:t>

--- a/tests/corpus_v2/docs/loan_0002.docx
+++ b/tests/corpus_v2/docs/loan_0002.docx
@@ -294,7 +294,7 @@
         <w:t xml:space="preserve">2.4. Порядок выборки: </w:t>
       </w:r>
       <w:r>
-        <w:t xml:space="preserve">размер каждого транша</w:t>
+        <w:t xml:space="preserve">период выборки траншей</w:t>
       </w:r>
       <w:r>
         <w:t xml:space="preserve"> определяется приложением к Договору.</w:t>

--- a/tests/corpus_v2/docs/loan_0002.docx
+++ b/tests/corpus_v2/docs/loan_0002.docx
@@ -1163,10 +1163,32 @@
     </w:p>
     <w:p>
       <w:r>
-        <w:t xml:space="preserve">6.1. Работы выполняются на основании ранее заключённого Договора № </w:t>
-      </w:r>
-      <w:r>
-        <w:t xml:space="preserve">118/2024-А</w:t>
+        <w:t xml:space="preserve">6.1. Стороны ранее заключили </w:t>
+      </w:r>
+      <w:r>
+        <w:t xml:space="preserve">договор поставки</w:t>
+      </w:r>
+      <w:r>
+        <w:t xml:space="preserve"> на сопоставимых условиях.</w:t>
+      </w:r>
+    </w:p>
+    <w:p>
+      <w:r>
+        <w:t xml:space="preserve">6.2. Прочие условия: </w:t>
+      </w:r>
+      <w:r>
+        <w:t xml:space="preserve">отношения сторон регулируются гражданским законодательством</w:t>
+      </w:r>
+      <w:r>
+        <w:t xml:space="preserve">.</w:t>
+      </w:r>
+    </w:p>
+    <w:p>
+      <w:r>
+        <w:t xml:space="preserve">6.3. Работы выполняются на основании ранее заключённого Договора № </w:t>
+      </w:r>
+      <w:r>
+        <w:t xml:space="preserve">2/17</w:t>
       </w:r>
       <w:r>
         <w:t xml:space="preserve"> между теми же сторонами.</w:t>
@@ -1174,29 +1196,73 @@
     </w:p>
     <w:p>
       <w:r>
-        <w:t xml:space="preserve">6.2. Первичные документы: </w:t>
-      </w:r>
-      <w:r>
-        <w:t xml:space="preserve">лицензия Л035-01298-77/00123456 Рособрнадзора</w:t>
-      </w:r>
-      <w:r>
-        <w:t xml:space="preserve">.</w:t>
-      </w:r>
-    </w:p>
-    <w:p>
-      <w:r>
-        <w:t xml:space="preserve">6.3. Запись о лицензии внесена в реестр за регистрационным номером </w:t>
-      </w:r>
-      <w:r>
-        <w:t xml:space="preserve">509118266</w:t>
-      </w:r>
-      <w:r>
-        <w:t xml:space="preserve">.</w:t>
-      </w:r>
-    </w:p>
-    <w:p>
-      <w:r>
-        <w:t xml:space="preserve">6.4. Внутренний учёт ведётся отдельно: </w:t>
+        <w:t xml:space="preserve">6.4. Первичные документы: </w:t>
+      </w:r>
+      <w:r>
+        <w:t xml:space="preserve">как указано в пункте 4.2 настоящего Договора</w:t>
+      </w:r>
+      <w:r>
+        <w:t xml:space="preserve">.</w:t>
+      </w:r>
+    </w:p>
+    <w:p>
+      <w:r>
+        <w:t xml:space="preserve">6.5. Паспорт гражданина Российской Федерации выдан </w:t>
+      </w:r>
+      <w:r>
+        <w:t xml:space="preserve">УМВД России по Владимирской области</w:t>
+      </w:r>
+      <w:r>
+        <w:t xml:space="preserve">, паспорт предъявлен при подписании.</w:t>
+      </w:r>
+    </w:p>
+    <w:p>
+      <w:r>
+        <w:t xml:space="preserve">6.6. Сопутствующие сведения: </w:t>
+      </w:r>
+      <w:r>
+        <w:t xml:space="preserve">доверенность выдана сроком на три года без права передоверия</w:t>
+      </w:r>
+      <w:r>
+        <w:t xml:space="preserve">.</w:t>
+      </w:r>
+    </w:p>
+    <w:p>
+      <w:r>
+        <w:t xml:space="preserve">6.7. Запись о государственной регистрации внесена регистрирующим органом: </w:t>
+      </w:r>
+      <w:r>
+        <w:t xml:space="preserve">УФНС России по Республике Татарстан</w:t>
+      </w:r>
+      <w:r>
+        <w:t xml:space="preserve">.</w:t>
+      </w:r>
+    </w:p>
+    <w:p>
+      <w:r>
+        <w:t xml:space="preserve">6.8. Общие сведения о регистрации: </w:t>
+      </w:r>
+      <w:r>
+        <w:t xml:space="preserve">отчётность представляется в налоговый орган по месту учёта</w:t>
+      </w:r>
+      <w:r>
+        <w:t xml:space="preserve">.</w:t>
+      </w:r>
+    </w:p>
+    <w:p>
+      <w:r>
+        <w:t xml:space="preserve">6.9. Запись о лицензии внесена в реестр за регистрационным номером </w:t>
+      </w:r>
+      <w:r>
+        <w:t xml:space="preserve">895217304</w:t>
+      </w:r>
+      <w:r>
+        <w:t xml:space="preserve">.</w:t>
+      </w:r>
+    </w:p>
+    <w:p>
+      <w:r>
+        <w:t xml:space="preserve">6.10. Внутренний учёт ведётся отдельно: </w:t>
       </w:r>
       <w:r>
         <w:t xml:space="preserve">сведения внесены в реестр, номер записи не присвоен</w:t>
@@ -1207,32 +1273,32 @@
     </w:p>
     <w:p>
       <w:r>
-        <w:t xml:space="preserve">6.5. Полномочия представителя подтверждены доверенностью, реестровый номер </w:t>
-      </w:r>
-      <w:r>
-        <w:t xml:space="preserve">23/5-н/23-2025-2-1104</w:t>
-      </w:r>
-      <w:r>
-        <w:t xml:space="preserve">.</w:t>
-      </w:r>
-    </w:p>
-    <w:p>
-      <w:r>
-        <w:t xml:space="preserve">6.6. Для сопоставления в учёте указывается: </w:t>
-      </w:r>
-      <w:r>
-        <w:t xml:space="preserve">ГОСТ Р 52044-2003</w:t>
-      </w:r>
-      <w:r>
-        <w:t xml:space="preserve">.</w:t>
-      </w:r>
-    </w:p>
-    <w:p>
-      <w:r>
-        <w:t xml:space="preserve">6.7. Решение принято большинством в </w:t>
-      </w:r>
-      <w:r>
-        <w:t xml:space="preserve">51 % акций</w:t>
+        <w:t xml:space="preserve">6.11. Полномочия представителя подтверждены доверенностью, реестровый номер </w:t>
+      </w:r>
+      <w:r>
+        <w:t xml:space="preserve">77/714-н/77-2024-1-502</w:t>
+      </w:r>
+      <w:r>
+        <w:t xml:space="preserve">.</w:t>
+      </w:r>
+    </w:p>
+    <w:p>
+      <w:r>
+        <w:t xml:space="preserve">6.12. Для сопоставления в учёте указывается: </w:t>
+      </w:r>
+      <w:r>
+        <w:t xml:space="preserve">кадастровый номер 77:01:0004012:2211</w:t>
+      </w:r>
+      <w:r>
+        <w:t xml:space="preserve">.</w:t>
+      </w:r>
+    </w:p>
+    <w:p>
+      <w:r>
+        <w:t xml:space="preserve">6.13. Решение принято большинством в </w:t>
+      </w:r>
+      <w:r>
+        <w:t xml:space="preserve">40 % уставного капитала</w:t>
       </w:r>
       <w:r>
         <w:t xml:space="preserve"> от общего числа голосов членов совета директоров.</w:t>
@@ -1240,7 +1306,7 @@
     </w:p>
     <w:p>
       <w:r>
-        <w:t xml:space="preserve">6.8. Кворум определяется уставом: </w:t>
+        <w:t xml:space="preserve">6.14. Кворум определяется уставом: </w:t>
       </w:r>
       <w:r>
         <w:t xml:space="preserve">большинством в две трети голосов</w:t>
@@ -1251,10 +1317,10 @@
     </w:p>
     <w:p>
       <w:r>
-        <w:t xml:space="preserve">6.9. Финансирование предоставляется частями; первым выбирается </w:t>
-      </w:r>
-      <w:r>
-        <w:t xml:space="preserve">транш «Модернизация цеха»</w:t>
+        <w:t xml:space="preserve">6.15. Финансирование предоставляется частями; первым выбирается </w:t>
+      </w:r>
+      <w:r>
+        <w:t xml:space="preserve">транш «Северная очередь»</w:t>
       </w:r>
       <w:r>
         <w:t xml:space="preserve"> согласно графику выборки.</w:t>
@@ -1262,7 +1328,7 @@
     </w:p>
     <w:p>
       <w:r>
-        <w:t xml:space="preserve">6.10. Порядок дальнейшей выборки: </w:t>
+        <w:t xml:space="preserve">6.16. Порядок дальнейшей выборки: </w:t>
       </w:r>
       <w:r>
         <w:t xml:space="preserve">программа «Со-единение» благотворительного фонда</w:t>

--- a/tests/corpus_v2/docs/loan_0002.docx
+++ b/tests/corpus_v2/docs/loan_0002.docx
@@ -39,7 +39,7 @@
         <w:t xml:space="preserve">     </w:t>
       </w:r>
       <w:r>
-        <w:t xml:space="preserve">03.09.2025 г.</w:t>
+        <w:t xml:space="preserve">3 сентября 2025 года</w:t>
       </w:r>
     </w:p>
     <w:p/>
